--- a/Front Matter/Template/Pieces/5_Front-Matter.docx
+++ b/Front Matter/Template/Pieces/5_Front-Matter.docx
@@ -4728,19 +4728,36 @@
       </w:r>
       <w:r>
         <w:rPr>
-          <w:rFonts w:ascii="Noto Serif SC" w:eastAsia="Noto Serif SC" w:hAnsi="Noto Serif SC" w:cs="Noto Serif"/>
-          <w:sz w:val="20"/>
-          <w:szCs w:val="20"/>
-        </w:rPr>
-        <w:t>锣 Gon</w:t>
-      </w:r>
-      <w:r>
-        <w:rPr>
-          <w:rFonts w:ascii="Noto Serif SC" w:eastAsia="Noto Serif SC" w:hAnsi="Noto Serif SC" w:cs="Noto Serif"/>
-          <w:sz w:val="20"/>
-          <w:szCs w:val="20"/>
-        </w:rPr>
-        <w:t xml:space="preserve">g, </w:t>
+          <w:rFonts w:ascii="Noto Serif SC" w:eastAsia="Noto Serif SC" w:hAnsi="Noto Serif SC" w:cs="Noto Serif" w:hint="eastAsia"/>
+          <w:sz w:val="20"/>
+          <w:szCs w:val="20"/>
+          <w:lang w:val="en-US"/>
+        </w:rPr>
+        <w:t>低音锣</w:t>
+      </w:r>
+      <w:r>
+        <w:rPr>
+          <w:rFonts w:ascii="Noto Serif SC" w:eastAsia="Noto Serif SC" w:hAnsi="Noto Serif SC" w:cs="Noto Serif"/>
+          <w:sz w:val="20"/>
+          <w:szCs w:val="20"/>
+        </w:rPr>
+        <w:t xml:space="preserve"> </w:t>
+      </w:r>
+      <w:r>
+        <w:rPr>
+          <w:rFonts w:ascii="Noto Serif SC" w:eastAsia="Noto Serif SC" w:hAnsi="Noto Serif SC" w:cs="Noto Serif"/>
+          <w:sz w:val="20"/>
+          <w:szCs w:val="20"/>
+        </w:rPr>
+        <w:t>Tam-tam</w:t>
+      </w:r>
+      <w:r>
+        <w:rPr>
+          <w:rFonts w:ascii="Noto Serif SC" w:eastAsia="Noto Serif SC" w:hAnsi="Noto Serif SC" w:cs="Noto Serif"/>
+          <w:sz w:val="20"/>
+          <w:szCs w:val="20"/>
+        </w:rPr>
+        <w:t xml:space="preserve">, </w:t>
       </w:r>
       <w:r>
         <w:rPr>
@@ -5626,7 +5643,6 @@
   <w:style w:type="character" w:default="1" w:styleId="DefaultParagraphFont">
     <w:name w:val="Default Paragraph Font"/>
     <w:uiPriority w:val="1"/>
-    <w:semiHidden/>
     <w:unhideWhenUsed/>
   </w:style>
   <w:style w:type="table" w:default="1" w:styleId="TableNormal">

--- a/Front Matter/Template/Pieces/5_Front-Matter.docx
+++ b/Front Matter/Template/Pieces/5_Front-Matter.docx
@@ -94,15 +94,7 @@
           <w:sz w:val="32"/>
           <w:szCs w:val="56"/>
         </w:rPr>
-        <w:t>for</w:t>
-      </w:r>
-      <w:r>
-        <w:rPr>
-          <w:rFonts w:ascii="Noto Serif SC" w:eastAsia="Noto Serif SC" w:hAnsi="Noto Serif SC" w:cs="Noto Serif"/>
-          <w:sz w:val="32"/>
-          <w:szCs w:val="56"/>
-        </w:rPr>
-        <w:t xml:space="preserve"> Chinese Orchestra</w:t>
+        <w:t>for Chinese Orchestra</w:t>
       </w:r>
     </w:p>
     <w:p>
@@ -236,8 +228,8 @@
           <w:sz w:val="18"/>
         </w:rPr>
         <w:sectPr>
-          <w:headerReference w:type="default" r:id="rId7"/>
-          <w:footerReference w:type="default" r:id="rId8"/>
+          <w:headerReference w:type="default" r:id="rId8"/>
+          <w:footerReference w:type="default" r:id="rId9"/>
           <w:pgSz w:w="16840" w:h="23820"/>
           <w:pgMar w:top="1418" w:right="1418" w:bottom="1418" w:left="1588" w:header="709" w:footer="1412" w:gutter="0"/>
           <w:cols w:space="708"/>
@@ -278,7 +270,7 @@
                     </pic:cNvPicPr>
                   </pic:nvPicPr>
                   <pic:blipFill>
-                    <a:blip r:embed="rId9" cstate="print">
+                    <a:blip r:embed="rId10" cstate="print">
                       <a:extLst>
                         <a:ext uri="{28A0092B-C50C-407E-A947-70E740481C1C}">
                           <a14:useLocalDpi xmlns:a14="http://schemas.microsoft.com/office/drawing/2010/main" val="0"/>
@@ -686,17 +678,7 @@
           <w:szCs w:val="60"/>
           <w:lang w:val="en-US"/>
         </w:rPr>
-        <w:t>沉默</w:t>
-      </w:r>
-      <w:r>
-        <w:rPr>
-          <w:rFonts w:ascii="Noto Serif SC" w:eastAsia="Noto Serif SC" w:hAnsi="Noto Serif SC" w:cs="Noto Serif" w:hint="eastAsia"/>
-          <w:b/>
-          <w:sz w:val="60"/>
-          <w:szCs w:val="60"/>
-          <w:lang w:val="en-US"/>
-        </w:rPr>
-        <w:t>黑光</w:t>
+        <w:t>沉默黑光</w:t>
       </w:r>
     </w:p>
     <w:p>
@@ -1034,18 +1016,17 @@
           <w:sz w:val="20"/>
           <w:szCs w:val="20"/>
         </w:rPr>
-        <w:t xml:space="preserve">Copyright © Singapore Chinese Orchestra Co. Ltd. All rights reserved. </w:t>
-      </w:r>
-    </w:p>
-    <w:p>
-      <w:pPr>
+        <w:t>Copyright © Singapore Chinese Orchestra Co. Ltd. All rights reserved.</w:t>
+      </w:r>
+      <w:r>
         <w:rPr>
           <w:rFonts w:ascii="Noto Serif SC" w:eastAsia="Noto Serif SC" w:hAnsi="Noto Serif SC" w:cs="Noto Serif"/>
           <w:color w:val="000000" w:themeColor="text1"/>
           <w:sz w:val="20"/>
           <w:szCs w:val="20"/>
         </w:rPr>
-      </w:pPr>
+        <w:t xml:space="preserve"> </w:t>
+      </w:r>
     </w:p>
     <w:p>
       <w:pPr>
@@ -1054,28 +1035,28 @@
           <w:color w:val="000000" w:themeColor="text1"/>
           <w:sz w:val="20"/>
           <w:szCs w:val="20"/>
-          <w:lang w:val="en-US"/>
-        </w:rPr>
-      </w:pPr>
-      <w:r>
+        </w:rPr>
+      </w:pPr>
+    </w:p>
+    <w:p>
+      <w:pPr>
         <w:rPr>
           <w:rFonts w:ascii="Noto Serif SC" w:eastAsia="Noto Serif SC" w:hAnsi="Noto Serif SC" w:cs="Noto Serif"/>
           <w:color w:val="000000" w:themeColor="text1"/>
           <w:sz w:val="20"/>
           <w:szCs w:val="20"/>
-        </w:rPr>
-        <w:t>版权所有, 未经许可, 不得以任何形式印刷、复制、扫描或发行。</w:t>
-      </w:r>
-    </w:p>
-    <w:p>
-      <w:pPr>
-        <w:rPr>
-          <w:rFonts w:ascii="Noto Serif SC" w:eastAsia="Noto Serif SC" w:hAnsi="Noto Serif SC" w:cs="Noto Serif"/>
+          <w:lang w:val="en-US"/>
+        </w:rPr>
+      </w:pPr>
+      <w:r>
+        <w:rPr>
+          <w:rFonts w:ascii="Noto Serif SC" w:eastAsia="Noto Serif SC" w:hAnsi="Noto Serif SC" w:cs="Noto Serif" w:hint="eastAsia"/>
           <w:color w:val="000000" w:themeColor="text1"/>
           <w:sz w:val="20"/>
           <w:szCs w:val="20"/>
         </w:rPr>
-      </w:pPr>
+        <w:t>版权所有</w:t>
+      </w:r>
       <w:r>
         <w:rPr>
           <w:rFonts w:ascii="Noto Serif SC" w:eastAsia="Noto Serif SC" w:hAnsi="Noto Serif SC" w:cs="Noto Serif"/>
@@ -1083,18 +1064,17 @@
           <w:sz w:val="20"/>
           <w:szCs w:val="20"/>
         </w:rPr>
-        <w:t xml:space="preserve">Unauthorised printing, reproduction, scanning or distribution is strictly prohibited </w:t>
-      </w:r>
-    </w:p>
-    <w:p>
-      <w:pPr>
-        <w:rPr>
-          <w:rFonts w:ascii="Noto Serif SC" w:eastAsia="Noto Serif SC" w:hAnsi="Noto Serif SC" w:cs="Noto Serif"/>
+        <w:t xml:space="preserve">, </w:t>
+      </w:r>
+      <w:r>
+        <w:rPr>
+          <w:rFonts w:ascii="Noto Serif SC" w:eastAsia="Noto Serif SC" w:hAnsi="Noto Serif SC" w:cs="Noto Serif" w:hint="eastAsia"/>
           <w:color w:val="000000" w:themeColor="text1"/>
           <w:sz w:val="20"/>
           <w:szCs w:val="20"/>
         </w:rPr>
-      </w:pPr>
+        <w:t>未经许可</w:t>
+      </w:r>
       <w:r>
         <w:rPr>
           <w:rFonts w:ascii="Noto Serif SC" w:eastAsia="Noto Serif SC" w:hAnsi="Noto Serif SC" w:cs="Noto Serif"/>
@@ -1102,6 +1082,62 @@
           <w:sz w:val="20"/>
           <w:szCs w:val="20"/>
         </w:rPr>
+        <w:t xml:space="preserve">, </w:t>
+      </w:r>
+      <w:r>
+        <w:rPr>
+          <w:rFonts w:ascii="Noto Serif SC" w:eastAsia="Noto Serif SC" w:hAnsi="Noto Serif SC" w:cs="Noto Serif" w:hint="eastAsia"/>
+          <w:color w:val="000000" w:themeColor="text1"/>
+          <w:sz w:val="20"/>
+          <w:szCs w:val="20"/>
+        </w:rPr>
+        <w:t>不得以任何形式印刷、复制、扫描或发行。</w:t>
+      </w:r>
+    </w:p>
+    <w:p>
+      <w:pPr>
+        <w:rPr>
+          <w:rFonts w:ascii="Noto Serif SC" w:eastAsia="Noto Serif SC" w:hAnsi="Noto Serif SC" w:cs="Noto Serif"/>
+          <w:color w:val="000000" w:themeColor="text1"/>
+          <w:sz w:val="20"/>
+          <w:szCs w:val="20"/>
+        </w:rPr>
+      </w:pPr>
+      <w:r>
+        <w:rPr>
+          <w:rFonts w:ascii="Noto Serif SC" w:eastAsia="Noto Serif SC" w:hAnsi="Noto Serif SC" w:cs="Noto Serif"/>
+          <w:color w:val="000000" w:themeColor="text1"/>
+          <w:sz w:val="20"/>
+          <w:szCs w:val="20"/>
+        </w:rPr>
+        <w:t>Unauthorised printing, reproduction, scanning or distribution is strictly prohibited</w:t>
+      </w:r>
+      <w:r>
+        <w:rPr>
+          <w:rFonts w:ascii="Noto Serif SC" w:eastAsia="Noto Serif SC" w:hAnsi="Noto Serif SC" w:cs="Noto Serif"/>
+          <w:color w:val="000000" w:themeColor="text1"/>
+          <w:sz w:val="20"/>
+          <w:szCs w:val="20"/>
+        </w:rPr>
+        <w:t xml:space="preserve"> </w:t>
+      </w:r>
+    </w:p>
+    <w:p>
+      <w:pPr>
+        <w:rPr>
+          <w:rFonts w:ascii="Noto Serif SC" w:eastAsia="Noto Serif SC" w:hAnsi="Noto Serif SC" w:cs="Noto Serif"/>
+          <w:color w:val="000000" w:themeColor="text1"/>
+          <w:sz w:val="20"/>
+          <w:szCs w:val="20"/>
+        </w:rPr>
+      </w:pPr>
+      <w:r>
+        <w:rPr>
+          <w:rFonts w:ascii="Noto Serif SC" w:eastAsia="Noto Serif SC" w:hAnsi="Noto Serif SC" w:cs="Noto Serif"/>
+          <w:color w:val="000000" w:themeColor="text1"/>
+          <w:sz w:val="20"/>
+          <w:szCs w:val="20"/>
+        </w:rPr>
         <w:t>without the express permission of the copyright holder.</w:t>
       </w:r>
     </w:p>
@@ -1127,7 +1163,7 @@
       </w:pPr>
       <w:r>
         <w:rPr>
-          <w:rFonts w:ascii="Noto Serif SC" w:eastAsia="Noto Serif SC" w:hAnsi="Noto Serif SC" w:cs="Noto Serif"/>
+          <w:rFonts w:ascii="Noto Serif SC" w:eastAsia="Noto Serif SC" w:hAnsi="Noto Serif SC" w:cs="Noto Serif" w:hint="eastAsia"/>
           <w:color w:val="000000" w:themeColor="text1"/>
           <w:sz w:val="20"/>
           <w:szCs w:val="20"/>
@@ -1176,7 +1212,7 @@
       </w:pPr>
       <w:r>
         <w:rPr>
-          <w:rFonts w:ascii="Noto Serif SC" w:eastAsia="Noto Serif SC" w:hAnsi="Noto Serif SC" w:cs="Noto Serif"/>
+          <w:rFonts w:ascii="Noto Serif SC" w:eastAsia="Noto Serif SC" w:hAnsi="Noto Serif SC" w:cs="Noto Serif" w:hint="eastAsia"/>
           <w:color w:val="000000" w:themeColor="text1"/>
           <w:sz w:val="20"/>
           <w:szCs w:val="20"/>
@@ -1197,17 +1233,15 @@
       </w:pPr>
       <w:r>
         <w:rPr>
-          <w:rFonts w:ascii="Noto Serif SC" w:eastAsia="Noto Serif SC" w:hAnsi="Noto Serif SC" w:cs="Noto Serif"/>
+          <w:rFonts w:ascii="Noto Serif SC" w:eastAsia="Noto Serif SC" w:hAnsi="Noto Serif SC" w:cs="Noto Serif" w:hint="eastAsia"/>
           <w:color w:val="000000" w:themeColor="text1"/>
           <w:sz w:val="20"/>
           <w:szCs w:val="20"/>
           <w:lang w:val="en-US"/>
         </w:rPr>
-        <w:t>珊顿道7号</w:t>
-      </w:r>
-    </w:p>
-    <w:p>
-      <w:pPr>
+        <w:t>珊顿道</w:t>
+      </w:r>
+      <w:r>
         <w:rPr>
           <w:rFonts w:ascii="Noto Serif SC" w:eastAsia="Noto Serif SC" w:hAnsi="Noto Serif SC" w:cs="Noto Serif"/>
           <w:color w:val="000000" w:themeColor="text1"/>
@@ -1215,15 +1249,37 @@
           <w:szCs w:val="20"/>
           <w:lang w:val="en-US"/>
         </w:rPr>
-      </w:pPr>
-      <w:r>
-        <w:rPr>
-          <w:rFonts w:ascii="Noto Serif SC" w:eastAsia="Noto Serif SC" w:hAnsi="Noto Serif SC" w:cs="Noto Serif"/>
+        <w:t>7</w:t>
+      </w:r>
+      <w:r>
+        <w:rPr>
+          <w:rFonts w:ascii="Noto Serif SC" w:eastAsia="Noto Serif SC" w:hAnsi="Noto Serif SC" w:cs="Noto Serif" w:hint="eastAsia"/>
           <w:color w:val="000000" w:themeColor="text1"/>
           <w:sz w:val="20"/>
           <w:szCs w:val="20"/>
           <w:lang w:val="en-US"/>
         </w:rPr>
+        <w:t>号</w:t>
+      </w:r>
+    </w:p>
+    <w:p>
+      <w:pPr>
+        <w:rPr>
+          <w:rFonts w:ascii="Noto Serif SC" w:eastAsia="Noto Serif SC" w:hAnsi="Noto Serif SC" w:cs="Noto Serif"/>
+          <w:color w:val="000000" w:themeColor="text1"/>
+          <w:sz w:val="20"/>
+          <w:szCs w:val="20"/>
+          <w:lang w:val="en-US"/>
+        </w:rPr>
+      </w:pPr>
+      <w:r>
+        <w:rPr>
+          <w:rFonts w:ascii="Noto Serif SC" w:eastAsia="Noto Serif SC" w:hAnsi="Noto Serif SC" w:cs="Noto Serif" w:hint="eastAsia"/>
+          <w:color w:val="000000" w:themeColor="text1"/>
+          <w:sz w:val="20"/>
+          <w:szCs w:val="20"/>
+          <w:lang w:val="en-US"/>
+        </w:rPr>
         <w:t>新加坡大会堂</w:t>
       </w:r>
     </w:p>
@@ -1239,24 +1295,24 @@
       </w:pPr>
       <w:r>
         <w:rPr>
-          <w:rFonts w:ascii="Noto Serif SC" w:eastAsia="Noto Serif SC" w:hAnsi="Noto Serif SC" w:cs="Noto Serif"/>
+          <w:rFonts w:ascii="Noto Serif SC" w:eastAsia="Noto Serif SC" w:hAnsi="Noto Serif SC" w:cs="Noto Serif" w:hint="eastAsia"/>
           <w:color w:val="000000" w:themeColor="text1"/>
           <w:sz w:val="20"/>
           <w:szCs w:val="20"/>
           <w:lang w:val="en-US"/>
         </w:rPr>
-        <w:t>新加坡邮区 068810</w:t>
-      </w:r>
-    </w:p>
-    <w:p>
-      <w:pPr>
+        <w:t>新加坡邮区</w:t>
+      </w:r>
+      <w:r>
         <w:rPr>
           <w:rFonts w:ascii="Noto Serif SC" w:eastAsia="Noto Serif SC" w:hAnsi="Noto Serif SC" w:cs="Noto Serif"/>
           <w:color w:val="000000" w:themeColor="text1"/>
           <w:sz w:val="20"/>
           <w:szCs w:val="20"/>
-        </w:rPr>
-      </w:pPr>
+          <w:lang w:val="en-US"/>
+        </w:rPr>
+        <w:t> 068810</w:t>
+      </w:r>
     </w:p>
     <w:p>
       <w:pPr>
@@ -1265,10 +1321,11 @@
           <w:color w:val="000000" w:themeColor="text1"/>
           <w:sz w:val="20"/>
           <w:szCs w:val="20"/>
-          <w:lang w:val="en-US"/>
-        </w:rPr>
-      </w:pPr>
-      <w:r>
+        </w:rPr>
+      </w:pPr>
+    </w:p>
+    <w:p>
+      <w:pPr>
         <w:rPr>
           <w:rFonts w:ascii="Noto Serif SC" w:eastAsia="Noto Serif SC" w:hAnsi="Noto Serif SC" w:cs="Noto Serif"/>
           <w:color w:val="000000" w:themeColor="text1"/>
@@ -1276,6 +1333,15 @@
           <w:szCs w:val="20"/>
           <w:lang w:val="en-US"/>
         </w:rPr>
+      </w:pPr>
+      <w:r>
+        <w:rPr>
+          <w:rFonts w:ascii="Noto Serif SC" w:eastAsia="Noto Serif SC" w:hAnsi="Noto Serif SC" w:cs="Noto Serif"/>
+          <w:color w:val="000000" w:themeColor="text1"/>
+          <w:sz w:val="20"/>
+          <w:szCs w:val="20"/>
+          <w:lang w:val="en-US"/>
+        </w:rPr>
         <w:t>Singapore Chinese Orchestra Co. Ltd.</w:t>
       </w:r>
     </w:p>
@@ -1364,7 +1430,7 @@
       </w:pPr>
       <w:r>
         <w:rPr>
-          <w:rFonts w:ascii="Noto Serif SC" w:eastAsia="Noto Serif SC" w:hAnsi="Noto Serif SC" w:cs="Noto Serif"/>
+          <w:rFonts w:ascii="Noto Serif SC" w:eastAsia="Noto Serif SC" w:hAnsi="Noto Serif SC" w:cs="Noto Serif" w:hint="eastAsia"/>
           <w:sz w:val="20"/>
           <w:szCs w:val="20"/>
           <w:lang w:val="en-US"/>
@@ -1378,18 +1444,9 @@
           <w:szCs w:val="20"/>
           <w:lang w:val="en-US"/>
         </w:rPr>
-        <w:t xml:space="preserve"> </w:t>
-      </w:r>
-      <w:r>
-        <w:rPr>
-          <w:rFonts w:ascii="Noto Serif SC" w:eastAsia="Noto Serif SC" w:hAnsi="Noto Serif SC" w:cs="Noto Serif"/>
-          <w:sz w:val="20"/>
-          <w:szCs w:val="20"/>
-          <w:lang w:val="en-US"/>
-        </w:rPr>
-        <w:t>Website: </w:t>
-      </w:r>
-      <w:hyperlink r:id="rId10" w:tgtFrame="_blank" w:history="1">
+        <w:t xml:space="preserve"> Website: </w:t>
+      </w:r>
+      <w:hyperlink r:id="rId11" w:tgtFrame="_blank" w:history="1">
         <w:r>
           <w:rPr>
             <w:rStyle w:val="Hyperlink"/>
@@ -1413,7 +1470,7 @@
       </w:pPr>
       <w:r>
         <w:rPr>
-          <w:rFonts w:ascii="Noto Serif SC" w:eastAsia="Noto Serif SC" w:hAnsi="Noto Serif SC" w:cs="Noto Serif"/>
+          <w:rFonts w:ascii="Noto Serif SC" w:eastAsia="Noto Serif SC" w:hAnsi="Noto Serif SC" w:cs="Noto Serif" w:hint="eastAsia"/>
           <w:sz w:val="20"/>
           <w:szCs w:val="20"/>
           <w:lang w:val="en-US"/>
@@ -1427,18 +1484,9 @@
           <w:szCs w:val="20"/>
           <w:lang w:val="en-US"/>
         </w:rPr>
-        <w:t xml:space="preserve"> </w:t>
-      </w:r>
-      <w:r>
-        <w:rPr>
-          <w:rFonts w:ascii="Noto Serif SC" w:eastAsia="Noto Serif SC" w:hAnsi="Noto Serif SC" w:cs="Noto Serif"/>
-          <w:sz w:val="20"/>
-          <w:szCs w:val="20"/>
-          <w:lang w:val="en-US"/>
-        </w:rPr>
-        <w:t>Email: </w:t>
-      </w:r>
-      <w:hyperlink r:id="rId11" w:tgtFrame="_blank" w:history="1">
+        <w:t xml:space="preserve"> Email: </w:t>
+      </w:r>
+      <w:hyperlink r:id="rId12" w:tgtFrame="_blank" w:history="1">
         <w:r>
           <w:rPr>
             <w:rStyle w:val="Hyperlink"/>
@@ -1462,7 +1510,7 @@
       </w:pPr>
       <w:r>
         <w:rPr>
-          <w:rFonts w:ascii="Noto Serif SC" w:eastAsia="Noto Serif SC" w:hAnsi="Noto Serif SC" w:cs="Noto Serif"/>
+          <w:rFonts w:ascii="Noto Serif SC" w:eastAsia="Noto Serif SC" w:hAnsi="Noto Serif SC" w:cs="Noto Serif" w:hint="eastAsia"/>
           <w:sz w:val="20"/>
           <w:szCs w:val="20"/>
           <w:lang w:val="en-US"/>
@@ -1476,16 +1524,7 @@
           <w:szCs w:val="20"/>
           <w:lang w:val="en-US"/>
         </w:rPr>
-        <w:t xml:space="preserve"> </w:t>
-      </w:r>
-      <w:r>
-        <w:rPr>
-          <w:rFonts w:ascii="Noto Serif SC" w:eastAsia="Noto Serif SC" w:hAnsi="Noto Serif SC" w:cs="Noto Serif"/>
-          <w:sz w:val="20"/>
-          <w:szCs w:val="20"/>
-          <w:lang w:val="en-US"/>
-        </w:rPr>
-        <w:t>Telephone: (65) 6557 4026</w:t>
+        <w:t xml:space="preserve"> Telephone: (65) 6557 4026</w:t>
       </w:r>
     </w:p>
     <w:p>
@@ -1495,12 +1534,12 @@
           <w:b/>
           <w:sz w:val="20"/>
           <w:szCs w:val="20"/>
-          <w:lang w:val="en-US" w:eastAsia="zh-TW"/>
-        </w:rPr>
-      </w:pPr>
-      <w:r>
-        <w:rPr>
-          <w:rFonts w:ascii="Noto Serif SC" w:eastAsia="Noto Serif SC" w:hAnsi="Noto Serif SC" w:cs="Noto Serif"/>
+          <w:lang w:val="en-US"/>
+        </w:rPr>
+      </w:pPr>
+      <w:r>
+        <w:rPr>
+          <w:rFonts w:ascii="Noto Serif SC" w:eastAsia="Noto Serif SC" w:hAnsi="Noto Serif SC" w:cs="Noto Serif" w:hint="eastAsia"/>
           <w:sz w:val="20"/>
           <w:szCs w:val="20"/>
           <w:lang w:val="en-US"/>
@@ -1514,16 +1553,7 @@
           <w:szCs w:val="20"/>
           <w:lang w:val="en-US"/>
         </w:rPr>
-        <w:t xml:space="preserve"> </w:t>
-      </w:r>
-      <w:r>
-        <w:rPr>
-          <w:rFonts w:ascii="Noto Serif SC" w:eastAsia="Noto Serif SC" w:hAnsi="Noto Serif SC" w:cs="Noto Serif"/>
-          <w:sz w:val="20"/>
-          <w:szCs w:val="20"/>
-          <w:lang w:val="en-US"/>
-        </w:rPr>
-        <w:t>Fax: (65) 6557 2756</w:t>
+        <w:t xml:space="preserve"> Fax: (65) 6557 2756</w:t>
       </w:r>
     </w:p>
     <w:p>
@@ -1533,7 +1563,7 @@
           <w:b/>
           <w:sz w:val="36"/>
           <w:szCs w:val="36"/>
-          <w:lang w:val="en-US" w:eastAsia="zh-TW"/>
+          <w:lang w:val="en-US"/>
         </w:rPr>
       </w:pPr>
     </w:p>
@@ -1544,7 +1574,6 @@
           <w:b/>
           <w:sz w:val="36"/>
           <w:szCs w:val="36"/>
-          <w:lang w:eastAsia="zh-TW"/>
         </w:rPr>
         <w:sectPr>
           <w:pgSz w:w="16840" w:h="23820"/>
@@ -1563,7 +1592,6 @@
           <w:b/>
           <w:sz w:val="44"/>
           <w:szCs w:val="44"/>
-          <w:lang w:eastAsia="zh-TW"/>
         </w:rPr>
       </w:pPr>
       <w:r>
@@ -1576,16 +1604,16 @@
         </w:rPr>
         <w:lastRenderedPageBreak/>
         <w:drawing>
-          <wp:anchor distT="0" distB="0" distL="114300" distR="114300" simplePos="0" relativeHeight="251660288" behindDoc="0" locked="0" layoutInCell="1" allowOverlap="1" wp14:anchorId="4BCE91D3" wp14:editId="5544AE4C">
+          <wp:anchor distT="0" distB="0" distL="114300" distR="114300" simplePos="0" relativeHeight="251660288" behindDoc="0" locked="0" layoutInCell="1" allowOverlap="1" wp14:anchorId="4BCE91D3" wp14:editId="2095F1D9">
             <wp:simplePos x="0" y="0"/>
             <wp:positionH relativeFrom="column">
-              <wp:posOffset>4674747</wp:posOffset>
+              <wp:posOffset>4766310</wp:posOffset>
             </wp:positionH>
             <wp:positionV relativeFrom="paragraph">
-              <wp:posOffset>927367</wp:posOffset>
+              <wp:posOffset>929005</wp:posOffset>
             </wp:positionV>
-            <wp:extent cx="3832225" cy="5604510"/>
-            <wp:effectExtent l="12700" t="12700" r="15875" b="8890"/>
+            <wp:extent cx="3734435" cy="5461635"/>
+            <wp:effectExtent l="19050" t="19050" r="18415" b="24765"/>
             <wp:wrapSquare wrapText="bothSides"/>
             <wp:docPr id="542281652" name="Picture 1"/>
             <wp:cNvGraphicFramePr>
@@ -1599,7 +1627,7 @@
                     <pic:cNvPicPr/>
                   </pic:nvPicPr>
                   <pic:blipFill rotWithShape="1">
-                    <a:blip r:embed="rId12" cstate="print">
+                    <a:blip r:embed="rId13" cstate="print">
                       <a:extLst>
                         <a:ext uri="{28A0092B-C50C-407E-A947-70E740481C1C}">
                           <a14:useLocalDpi xmlns:a14="http://schemas.microsoft.com/office/drawing/2010/main" val="0"/>
@@ -1612,7 +1640,7 @@
                   <pic:spPr bwMode="auto">
                     <a:xfrm>
                       <a:off x="0" y="0"/>
-                      <a:ext cx="3832225" cy="5604510"/>
+                      <a:ext cx="3734435" cy="5461635"/>
                     </a:xfrm>
                     <a:prstGeom prst="rect">
                       <a:avLst/>
@@ -1803,9 +1831,25 @@
           <w:sz w:val="24"/>
           <w:szCs w:val="24"/>
         </w:rPr>
-        <w:t> 听说... </w:t>
-      </w:r>
-      <w:hyperlink r:id="rId13" w:history="1">
+        <w:t> </w:t>
+      </w:r>
+      <w:r>
+        <w:rPr>
+          <w:rFonts w:ascii="Noto Serif SC" w:eastAsia="Noto Serif SC" w:hAnsi="Noto Serif SC" w:cs="Noto Serif" w:hint="eastAsia"/>
+          <w:sz w:val="24"/>
+          <w:szCs w:val="24"/>
+        </w:rPr>
+        <w:t>听说</w:t>
+      </w:r>
+      <w:r>
+        <w:rPr>
+          <w:rFonts w:ascii="Noto Serif SC" w:eastAsia="Noto Serif SC" w:hAnsi="Noto Serif SC" w:cs="Noto Serif"/>
+          <w:sz w:val="24"/>
+          <w:szCs w:val="24"/>
+        </w:rPr>
+        <w:t>... </w:t>
+      </w:r>
+      <w:hyperlink r:id="rId14" w:history="1">
         <w:r>
           <w:rPr>
             <w:rStyle w:val="Hyperlink"/>
@@ -1856,7 +1900,23 @@
           <w:sz w:val="24"/>
           <w:szCs w:val="24"/>
         </w:rPr>
-        <w:t> 黑光 </w:t>
+        <w:t> </w:t>
+      </w:r>
+      <w:r>
+        <w:rPr>
+          <w:rFonts w:ascii="Noto Serif SC" w:eastAsia="Noto Serif SC" w:hAnsi="Noto Serif SC" w:cs="Noto Serif" w:hint="eastAsia"/>
+          <w:sz w:val="24"/>
+          <w:szCs w:val="24"/>
+        </w:rPr>
+        <w:t>黑光</w:t>
+      </w:r>
+      <w:r>
+        <w:rPr>
+          <w:rFonts w:ascii="Noto Serif SC" w:eastAsia="Noto Serif SC" w:hAnsi="Noto Serif SC" w:cs="Noto Serif"/>
+          <w:sz w:val="24"/>
+          <w:szCs w:val="24"/>
+        </w:rPr>
+        <w:t> </w:t>
       </w:r>
       <w:r>
         <w:rPr>
@@ -2262,9 +2322,35 @@
           <w:sz w:val="24"/>
           <w:szCs w:val="24"/>
         </w:rPr>
-        <w:t> 短奏曲 (</w:t>
-      </w:r>
-      <w:hyperlink r:id="rId14" w:history="1">
+        <w:t> </w:t>
+      </w:r>
+      <w:r>
+        <w:rPr>
+          <w:rFonts w:ascii="Noto Serif SC" w:eastAsia="Noto Serif SC" w:hAnsi="Noto Serif SC" w:cs="Noto Serif" w:hint="eastAsia"/>
+          <w:sz w:val="24"/>
+          <w:szCs w:val="24"/>
+        </w:rPr>
+        <w:t>短奏曲</w:t>
+      </w:r>
+      <w:r>
+        <w:rPr>
+          <w:rFonts w:ascii="Noto Serif SC" w:eastAsia="Noto Serif SC" w:hAnsi="Noto Serif SC" w:cs="Noto Serif"/>
+          <w:sz w:val="24"/>
+          <w:szCs w:val="24"/>
+        </w:rPr>
+        <w:t xml:space="preserve"> </w:t>
+      </w:r>
+      <w:r>
+        <w:rPr>
+          <w:rFonts w:ascii="Noto Serif SC" w:eastAsia="Noto Serif SC" w:hAnsi="Noto Serif SC" w:cs="Noto Serif"/>
+          <w:i/>
+          <w:iCs/>
+          <w:sz w:val="24"/>
+          <w:szCs w:val="24"/>
+        </w:rPr>
+        <w:t>(</w:t>
+      </w:r>
+      <w:hyperlink r:id="rId15" w:history="1">
         <w:r>
           <w:rPr>
             <w:rStyle w:val="Hyperlink"/>
@@ -2277,17 +2363,16 @@
           <w:t>Short Piece</w:t>
         </w:r>
       </w:hyperlink>
-      <w:hyperlink r:id="rId15" w:history="1">
-        <w:r>
-          <w:rPr>
-            <w:rStyle w:val="Hyperlink"/>
-            <w:rFonts w:ascii="Noto Serif SC" w:eastAsia="Noto Serif SC" w:hAnsi="Noto Serif SC" w:cs="Noto Serif"/>
-            <w:sz w:val="24"/>
-            <w:szCs w:val="24"/>
-          </w:rPr>
-          <w:t>)</w:t>
-        </w:r>
-      </w:hyperlink>
+      <w:r>
+        <w:rPr>
+          <w:rFonts w:ascii="Noto Serif SC" w:eastAsia="Noto Serif SC" w:hAnsi="Noto Serif SC" w:cs="Noto Serif"/>
+          <w:i/>
+          <w:iCs/>
+          <w:sz w:val="24"/>
+          <w:szCs w:val="24"/>
+        </w:rPr>
+        <w:t>)</w:t>
+      </w:r>
       <w:r>
         <w:rPr>
           <w:rFonts w:ascii="Noto Serif SC" w:eastAsia="Noto Serif SC" w:hAnsi="Noto Serif SC" w:cs="Noto Serif" w:hint="eastAsia"/>
@@ -2766,43 +2851,69 @@
         </w:rPr>
         <w:t> </w:t>
       </w:r>
-      <w:proofErr w:type="spellStart"/>
-      <w:r>
-        <w:rPr>
-          <w:rFonts w:ascii="Noto Serif SC" w:eastAsia="Noto Serif SC" w:hAnsi="Noto Serif SC" w:cs="Noto Serif"/>
+      <w:r>
+        <w:rPr>
+          <w:rFonts w:ascii="Noto Serif" w:eastAsia="Arial Unicode MS" w:hAnsi="Noto Serif" w:cs="Noto Serif"/>
           <w:i/>
           <w:iCs/>
           <w:sz w:val="24"/>
           <w:szCs w:val="24"/>
         </w:rPr>
-        <w:t>a</w:t>
-      </w:r>
-      <w:r>
-        <w:rPr>
-          <w:rFonts w:ascii="Cambria" w:eastAsia="Noto Serif SC" w:hAnsi="Cambria" w:cs="Cambria"/>
-          <w:i/>
-          <w:iCs/>
-          <w:sz w:val="24"/>
-          <w:szCs w:val="24"/>
-        </w:rPr>
-        <w:t>ḍḍ</w:t>
-      </w:r>
-      <w:r>
-        <w:rPr>
-          <w:rFonts w:ascii="Noto Serif SC" w:eastAsia="Noto Serif SC" w:hAnsi="Noto Serif SC" w:cs="Noto Serif"/>
-          <w:i/>
-          <w:iCs/>
-          <w:sz w:val="24"/>
-          <w:szCs w:val="24"/>
-        </w:rPr>
-        <w:t>ā</w:t>
+        <w:t>aḍḍā</w:t>
+      </w:r>
+      <w:r>
+        <w:rPr>
+          <w:rFonts w:ascii="Noto Serif" w:eastAsia="Noto Serif SC" w:hAnsi="Noto Serif" w:cs="Noto Serif"/>
+          <w:sz w:val="24"/>
+          <w:szCs w:val="24"/>
+        </w:rPr>
+        <w:t xml:space="preserve"> </w:t>
+      </w:r>
+      <w:r>
+        <w:rPr>
+          <w:rFonts w:ascii="Arial Unicode MS" w:eastAsia="Arial Unicode MS" w:hAnsi="Arial Unicode MS" w:cs="Arial Unicode MS" w:hint="cs"/>
+          <w:sz w:val="24"/>
+          <w:szCs w:val="24"/>
+        </w:rPr>
+        <w:t>আড্ডা</w:t>
+      </w:r>
+      <w:r>
+        <w:rPr>
+          <w:rFonts w:ascii="Noto Serif SC" w:eastAsia="Noto Serif SC" w:hAnsi="Noto Serif SC" w:cs="Noto Serif"/>
+          <w:sz w:val="24"/>
+          <w:szCs w:val="24"/>
+        </w:rPr>
+        <w:t xml:space="preserve"> </w:t>
+      </w:r>
+      <w:r>
+        <w:rPr>
+          <w:rFonts w:ascii="Noto Serif SC" w:eastAsia="Noto Serif SC" w:hAnsi="Noto Serif SC" w:cs="Noto Serif" w:hint="eastAsia"/>
+          <w:sz w:val="24"/>
+          <w:szCs w:val="24"/>
+        </w:rPr>
+        <w:t>也在意大利音乐出版社</w:t>
+      </w:r>
+      <w:r>
+        <w:rPr>
+          <w:rFonts w:ascii="Noto Serif SC" w:eastAsia="Noto Serif SC" w:hAnsi="Noto Serif SC" w:cs="Noto Serif"/>
+          <w:sz w:val="24"/>
+          <w:szCs w:val="24"/>
+        </w:rPr>
+        <w:t> </w:t>
+      </w:r>
+      <w:proofErr w:type="spellStart"/>
+      <w:r>
+        <w:rPr>
+          <w:rFonts w:ascii="Noto Serif SC" w:eastAsia="Noto Serif SC" w:hAnsi="Noto Serif SC" w:cs="Noto Serif"/>
+          <w:sz w:val="24"/>
+          <w:szCs w:val="24"/>
+        </w:rPr>
+        <w:t>Diaphonia</w:t>
       </w:r>
       <w:proofErr w:type="spellEnd"/>
       <w:r>
         <w:rPr>
           <w:rFonts w:ascii="Noto Serif SC" w:eastAsia="Noto Serif SC" w:hAnsi="Noto Serif SC" w:cs="Noto Serif"/>
-          <w:i/>
-          <w:iCs/>
           <w:sz w:val="24"/>
           <w:szCs w:val="24"/>
         </w:rPr>
@@ -2811,13 +2922,11 @@
       <w:proofErr w:type="spellStart"/>
       <w:r>
         <w:rPr>
-          <w:rFonts w:ascii="Kohinoor Bangla" w:eastAsia="Noto Serif SC" w:hAnsi="Kohinoor Bangla" w:cs="Kohinoor Bangla"/>
-          <w:i/>
-          <w:iCs/>
-          <w:sz w:val="24"/>
-          <w:szCs w:val="24"/>
-        </w:rPr>
-        <w:t>আড্ডা</w:t>
+          <w:rFonts w:ascii="Noto Serif SC" w:eastAsia="Noto Serif SC" w:hAnsi="Noto Serif SC" w:cs="Noto Serif"/>
+          <w:sz w:val="24"/>
+          <w:szCs w:val="24"/>
+        </w:rPr>
+        <w:t>Edizioni</w:t>
       </w:r>
       <w:proofErr w:type="spellEnd"/>
       <w:r>
@@ -2826,34 +2935,48 @@
           <w:sz w:val="24"/>
           <w:szCs w:val="24"/>
         </w:rPr>
-        <w:t xml:space="preserve">  </w:t>
-      </w:r>
-      <w:r>
-        <w:rPr>
-          <w:rFonts w:ascii="Noto Serif SC" w:eastAsia="Noto Serif SC" w:hAnsi="Noto Serif SC" w:cs="Noto Serif" w:hint="eastAsia"/>
-          <w:sz w:val="24"/>
-          <w:szCs w:val="24"/>
-        </w:rPr>
-        <w:t>也在意大利音乐出版社</w:t>
-      </w:r>
-      <w:r>
-        <w:rPr>
-          <w:rFonts w:ascii="Noto Serif SC" w:eastAsia="Noto Serif SC" w:hAnsi="Noto Serif SC" w:cs="Noto Serif"/>
-          <w:sz w:val="24"/>
-          <w:szCs w:val="24"/>
-        </w:rPr>
         <w:t> </w:t>
       </w:r>
-      <w:proofErr w:type="spellStart"/>
-      <w:r>
-        <w:rPr>
-          <w:rFonts w:ascii="Noto Serif SC" w:eastAsia="Noto Serif SC" w:hAnsi="Noto Serif SC" w:cs="Noto Serif"/>
-          <w:sz w:val="24"/>
-          <w:szCs w:val="24"/>
-        </w:rPr>
-        <w:t>Diaphonia</w:t>
-      </w:r>
-      <w:proofErr w:type="spellEnd"/>
+      <w:r>
+        <w:rPr>
+          <w:rFonts w:ascii="Noto Serif SC" w:eastAsia="Noto Serif SC" w:hAnsi="Noto Serif SC" w:cs="Noto Serif" w:hint="eastAsia"/>
+          <w:sz w:val="24"/>
+          <w:szCs w:val="24"/>
+        </w:rPr>
+        <w:t>主办的</w:t>
+      </w:r>
+      <w:r>
+        <w:rPr>
+          <w:rFonts w:ascii="Noto Serif SC" w:eastAsia="Noto Serif SC" w:hAnsi="Noto Serif SC" w:cs="Noto Serif"/>
+          <w:sz w:val="24"/>
+          <w:szCs w:val="24"/>
+        </w:rPr>
+        <w:t xml:space="preserve"> Minelli-Dacey Duo </w:t>
+      </w:r>
+      <w:r>
+        <w:rPr>
+          <w:rFonts w:ascii="Noto Serif SC" w:eastAsia="Noto Serif SC" w:hAnsi="Noto Serif SC" w:cs="Noto Serif"/>
+          <w:sz w:val="24"/>
+          <w:szCs w:val="24"/>
+        </w:rPr>
+        <w:t>'</w:t>
+      </w:r>
+      <w:r>
+        <w:rPr>
+          <w:rFonts w:ascii="Noto Serif SC" w:eastAsia="Noto Serif SC" w:hAnsi="Noto Serif SC" w:cs="Noto Serif"/>
+          <w:sz w:val="24"/>
+          <w:szCs w:val="24"/>
+        </w:rPr>
+        <w:t>Flute-like-Voice</w:t>
+      </w:r>
+      <w:r>
+        <w:rPr>
+          <w:rFonts w:ascii="Noto Serif SC" w:eastAsia="Noto Serif SC" w:hAnsi="Noto Serif SC" w:cs="Noto Serif"/>
+          <w:sz w:val="24"/>
+          <w:szCs w:val="24"/>
+        </w:rPr>
+        <w:t>'</w:t>
+      </w:r>
       <w:r>
         <w:rPr>
           <w:rFonts w:ascii="Noto Serif SC" w:eastAsia="Noto Serif SC" w:hAnsi="Noto Serif SC" w:cs="Noto Serif"/>
@@ -2861,40 +2984,6 @@
           <w:szCs w:val="24"/>
         </w:rPr>
         <w:t xml:space="preserve"> </w:t>
-      </w:r>
-      <w:proofErr w:type="spellStart"/>
-      <w:r>
-        <w:rPr>
-          <w:rFonts w:ascii="Noto Serif SC" w:eastAsia="Noto Serif SC" w:hAnsi="Noto Serif SC" w:cs="Noto Serif"/>
-          <w:sz w:val="24"/>
-          <w:szCs w:val="24"/>
-        </w:rPr>
-        <w:t>Edizioni</w:t>
-      </w:r>
-      <w:proofErr w:type="spellEnd"/>
-      <w:r>
-        <w:rPr>
-          <w:rFonts w:ascii="Noto Serif SC" w:eastAsia="Noto Serif SC" w:hAnsi="Noto Serif SC" w:cs="Noto Serif"/>
-          <w:sz w:val="24"/>
-          <w:szCs w:val="24"/>
-        </w:rPr>
-        <w:t> </w:t>
-      </w:r>
-      <w:r>
-        <w:rPr>
-          <w:rFonts w:ascii="Noto Serif SC" w:eastAsia="Noto Serif SC" w:hAnsi="Noto Serif SC" w:cs="Noto Serif" w:hint="eastAsia"/>
-          <w:sz w:val="24"/>
-          <w:szCs w:val="24"/>
-        </w:rPr>
-        <w:t>主办的</w:t>
-      </w:r>
-      <w:r>
-        <w:rPr>
-          <w:rFonts w:ascii="Noto Serif SC" w:eastAsia="Noto Serif SC" w:hAnsi="Noto Serif SC" w:cs="Noto Serif"/>
-          <w:sz w:val="24"/>
-          <w:szCs w:val="24"/>
-        </w:rPr>
-        <w:t xml:space="preserve"> Minelli-Dacey Duo ‘Flute-like-Voice’ </w:t>
       </w:r>
       <w:r>
         <w:rPr>
@@ -2936,7 +3025,7 @@
           <w:rFonts w:ascii="Noto Serif SC" w:eastAsia="Noto Serif SC" w:hAnsi="Noto Serif SC" w:cs="Noto Serif"/>
           <w:sz w:val="24"/>
           <w:szCs w:val="24"/>
-          <w:lang w:val="en-US" w:eastAsia="zh-TW"/>
+          <w:lang w:val="en-US"/>
         </w:rPr>
       </w:pPr>
     </w:p>
@@ -2947,7 +3036,7 @@
           <w:rFonts w:ascii="Noto Serif SC" w:eastAsia="Noto Serif SC" w:hAnsi="Noto Serif SC" w:cs="Noto Serif"/>
           <w:sz w:val="24"/>
           <w:szCs w:val="24"/>
-          <w:lang w:val="en-US" w:eastAsia="zh-TW"/>
+          <w:lang w:val="en-US"/>
         </w:rPr>
       </w:pPr>
     </w:p>
@@ -3039,7 +3128,23 @@
           <w:sz w:val="24"/>
           <w:szCs w:val="24"/>
         </w:rPr>
-        <w:t>, in the Singapore International Competition for Chinese Orchestral Composition. His piece was premiered by the Singapore Chinese Orchestra under the direction of Tsung Yeh, and has also been recorded as part of an album featuring winning pieces from the competition.</w:t>
+        <w:t xml:space="preserve">, in the Singapore International Competition for Chinese Orchestral Composition. His piece was premiered by the Singapore Chinese Orchestra under the direction of </w:t>
+      </w:r>
+      <w:r>
+        <w:rPr>
+          <w:rFonts w:ascii="Noto Serif SC" w:eastAsia="Noto Serif SC" w:hAnsi="Noto Serif SC" w:cs="Noto Serif"/>
+          <w:sz w:val="24"/>
+          <w:szCs w:val="24"/>
+        </w:rPr>
+        <w:t>Tsung Yeh and</w:t>
+      </w:r>
+      <w:r>
+        <w:rPr>
+          <w:rFonts w:ascii="Noto Serif SC" w:eastAsia="Noto Serif SC" w:hAnsi="Noto Serif SC" w:cs="Noto Serif"/>
+          <w:sz w:val="24"/>
+          <w:szCs w:val="24"/>
+        </w:rPr>
+        <w:t xml:space="preserve"> has also been recorded as part of an album featuring winning pieces from the competition.</w:t>
       </w:r>
     </w:p>
     <w:p>
@@ -3058,7 +3163,57 @@
           <w:sz w:val="24"/>
           <w:szCs w:val="24"/>
         </w:rPr>
-        <w:t xml:space="preserve">Under a teaching scholarship awarded by the Singapore Ministry of Education, Ji Heng read the Music Tripos at University of Cambridge (Girton College), and graduated in June 2017. He took composition lessons with teachers </w:t>
+        <w:t>Under a teaching scholarship awarded by the Singapore Ministry of Education, Ji Heng read the Music Tripos at University of Cambridge (Girton College</w:t>
+      </w:r>
+      <w:r>
+        <w:rPr>
+          <w:rFonts w:ascii="Noto Serif SC" w:eastAsia="Noto Serif SC" w:hAnsi="Noto Serif SC" w:cs="Noto Serif"/>
+          <w:sz w:val="24"/>
+          <w:szCs w:val="24"/>
+        </w:rPr>
+        <w:t>) and</w:t>
+      </w:r>
+      <w:r>
+        <w:rPr>
+          <w:rFonts w:ascii="Noto Serif SC" w:eastAsia="Noto Serif SC" w:hAnsi="Noto Serif SC" w:cs="Noto Serif"/>
+          <w:sz w:val="24"/>
+          <w:szCs w:val="24"/>
+        </w:rPr>
+        <w:t xml:space="preserve"> graduated in June 2017. He took composition lessons with teachers including Richard </w:t>
+      </w:r>
+      <w:proofErr w:type="spellStart"/>
+      <w:r>
+        <w:rPr>
+          <w:rFonts w:ascii="Noto Serif SC" w:eastAsia="Noto Serif SC" w:hAnsi="Noto Serif SC" w:cs="Noto Serif"/>
+          <w:sz w:val="24"/>
+          <w:szCs w:val="24"/>
+        </w:rPr>
+        <w:t>Causton</w:t>
+      </w:r>
+      <w:proofErr w:type="spellEnd"/>
+      <w:r>
+        <w:rPr>
+          <w:rFonts w:ascii="Noto Serif SC" w:eastAsia="Noto Serif SC" w:hAnsi="Noto Serif SC" w:cs="Noto Serif"/>
+          <w:sz w:val="24"/>
+          <w:szCs w:val="24"/>
+        </w:rPr>
+        <w:t xml:space="preserve">, Jeremy Thurlow and Cheryl Frances-Hoad, </w:t>
+      </w:r>
+      <w:r>
+        <w:rPr>
+          <w:rFonts w:ascii="Noto Serif SC" w:eastAsia="Noto Serif SC" w:hAnsi="Noto Serif SC" w:cs="Noto Serif"/>
+          <w:sz w:val="24"/>
+          <w:szCs w:val="24"/>
+        </w:rPr>
+        <w:t>and</w:t>
+      </w:r>
+      <w:r>
+        <w:rPr>
+          <w:rFonts w:ascii="Noto Serif SC" w:eastAsia="Noto Serif SC" w:hAnsi="Noto Serif SC" w:cs="Noto Serif"/>
+          <w:sz w:val="24"/>
+          <w:szCs w:val="24"/>
+        </w:rPr>
+        <w:t xml:space="preserve"> academic lessons with Martin Ennis, Tim </w:t>
       </w:r>
       <w:r>
         <w:rPr>
@@ -3067,25 +3222,7 @@
           <w:szCs w:val="24"/>
         </w:rPr>
         <w:lastRenderedPageBreak/>
-        <w:t xml:space="preserve">including Richard </w:t>
-      </w:r>
-      <w:proofErr w:type="spellStart"/>
-      <w:r>
-        <w:rPr>
-          <w:rFonts w:ascii="Noto Serif SC" w:eastAsia="Noto Serif SC" w:hAnsi="Noto Serif SC" w:cs="Noto Serif"/>
-          <w:sz w:val="24"/>
-          <w:szCs w:val="24"/>
-        </w:rPr>
-        <w:t>Causton</w:t>
-      </w:r>
-      <w:proofErr w:type="spellEnd"/>
-      <w:r>
-        <w:rPr>
-          <w:rFonts w:ascii="Noto Serif SC" w:eastAsia="Noto Serif SC" w:hAnsi="Noto Serif SC" w:cs="Noto Serif"/>
-          <w:sz w:val="24"/>
-          <w:szCs w:val="24"/>
-        </w:rPr>
-        <w:t>, Jeremy Thurlow and Cheryl Frances-Hoad, and also academic lessons with Martin Ennis, Tim Watts and Gareth Wilson, along with several others. He was involved in the College</w:t>
+        <w:t>Watts and Gareth Wilson, along with several others. He was involved in the College</w:t>
       </w:r>
       <w:r>
         <w:rPr>
@@ -3318,15 +3455,7 @@
           <w:sz w:val="24"/>
           <w:szCs w:val="24"/>
         </w:rPr>
-        <w:t>the caged bird sings…</w:t>
-      </w:r>
-      <w:r>
-        <w:rPr>
-          <w:rFonts w:ascii="Noto Serif SC" w:eastAsia="Noto Serif SC" w:hAnsi="Noto Serif SC" w:cs="Noto Serif"/>
-          <w:sz w:val="24"/>
-          <w:szCs w:val="24"/>
-        </w:rPr>
-        <w:t xml:space="preserve"> Beyond college, his </w:t>
+        <w:t>the caged bird sings</w:t>
       </w:r>
       <w:r>
         <w:rPr>
@@ -3336,17 +3465,16 @@
           <w:sz w:val="24"/>
           <w:szCs w:val="24"/>
         </w:rPr>
-        <w:t>[autofocus]</w:t>
-      </w:r>
-      <w:r>
-        <w:rPr>
-          <w:rFonts w:ascii="Noto Serif SC" w:eastAsia="Noto Serif SC" w:hAnsi="Noto Serif SC" w:cs="Noto Serif"/>
-          <w:sz w:val="24"/>
-          <w:szCs w:val="24"/>
-        </w:rPr>
-        <w:t xml:space="preserve"> for string quartet was premiered by the Heath Quartet at Dartington International Summer School, and his </w:t>
-      </w:r>
-      <w:proofErr w:type="spellStart"/>
+        <w:t>...</w:t>
+      </w:r>
+      <w:r>
+        <w:rPr>
+          <w:rFonts w:ascii="Noto Serif SC" w:eastAsia="Noto Serif SC" w:hAnsi="Noto Serif SC" w:cs="Noto Serif"/>
+          <w:sz w:val="24"/>
+          <w:szCs w:val="24"/>
+        </w:rPr>
+        <w:t xml:space="preserve"> Beyond college, his </w:t>
+      </w:r>
       <w:r>
         <w:rPr>
           <w:rFonts w:ascii="Noto Serif SC" w:eastAsia="Noto Serif SC" w:hAnsi="Noto Serif SC" w:cs="Noto Serif"/>
@@ -3355,17 +3483,25 @@
           <w:sz w:val="24"/>
           <w:szCs w:val="24"/>
         </w:rPr>
-        <w:t>a</w:t>
-      </w:r>
-      <w:r>
-        <w:rPr>
-          <w:rFonts w:ascii="Cambria" w:eastAsia="Noto Serif SC" w:hAnsi="Cambria" w:cs="Cambria"/>
+        <w:t>[autofocus]</w:t>
+      </w:r>
+      <w:r>
+        <w:rPr>
+          <w:rFonts w:ascii="Noto Serif SC" w:eastAsia="Noto Serif SC" w:hAnsi="Noto Serif SC" w:cs="Noto Serif"/>
+          <w:sz w:val="24"/>
+          <w:szCs w:val="24"/>
+        </w:rPr>
+        <w:t xml:space="preserve"> for string quartet was premiered by the Heath Quartet at Dartington International Summer School, and his </w:t>
+      </w:r>
+      <w:r>
+        <w:rPr>
+          <w:rFonts w:ascii="Noto Serif" w:eastAsia="Noto Serif SC" w:hAnsi="Noto Serif" w:cs="Noto Serif"/>
           <w:i/>
           <w:iCs/>
           <w:sz w:val="24"/>
           <w:szCs w:val="24"/>
         </w:rPr>
-        <w:t>ḍḍ</w:t>
+        <w:t>aḍḍā</w:t>
       </w:r>
       <w:r>
         <w:rPr>
@@ -3375,14 +3511,37 @@
           <w:sz w:val="24"/>
           <w:szCs w:val="24"/>
         </w:rPr>
-        <w:t>ā</w:t>
+        <w:t xml:space="preserve"> </w:t>
+      </w:r>
+      <w:r>
+        <w:rPr>
+          <w:rFonts w:ascii="Arial Unicode MS" w:eastAsia="Arial Unicode MS" w:hAnsi="Arial Unicode MS" w:cs="Arial Unicode MS" w:hint="cs"/>
+          <w:sz w:val="24"/>
+          <w:szCs w:val="24"/>
+        </w:rPr>
+        <w:t>আড্ডা</w:t>
+      </w:r>
+      <w:r>
+        <w:rPr>
+          <w:rFonts w:ascii="Noto Serif SC" w:eastAsia="Noto Serif SC" w:hAnsi="Noto Serif SC" w:cs="Noto Serif"/>
+          <w:sz w:val="24"/>
+          <w:szCs w:val="24"/>
+        </w:rPr>
+        <w:t xml:space="preserve"> won two performances in the </w:t>
+      </w:r>
+      <w:proofErr w:type="spellStart"/>
+      <w:r>
+        <w:rPr>
+          <w:rFonts w:ascii="Noto Serif SC" w:eastAsia="Noto Serif SC" w:hAnsi="Noto Serif SC" w:cs="Noto Serif"/>
+          <w:sz w:val="24"/>
+          <w:szCs w:val="24"/>
+        </w:rPr>
+        <w:t>Diaphonia</w:t>
       </w:r>
       <w:proofErr w:type="spellEnd"/>
       <w:r>
         <w:rPr>
           <w:rFonts w:ascii="Noto Serif SC" w:eastAsia="Noto Serif SC" w:hAnsi="Noto Serif SC" w:cs="Noto Serif"/>
-          <w:i/>
-          <w:iCs/>
           <w:sz w:val="24"/>
           <w:szCs w:val="24"/>
         </w:rPr>
@@ -3391,13 +3550,11 @@
       <w:proofErr w:type="spellStart"/>
       <w:r>
         <w:rPr>
-          <w:rFonts w:ascii="Kohinoor Bangla" w:eastAsia="Noto Serif SC" w:hAnsi="Kohinoor Bangla" w:cs="Kohinoor Bangla"/>
-          <w:i/>
-          <w:iCs/>
-          <w:sz w:val="24"/>
-          <w:szCs w:val="24"/>
-        </w:rPr>
-        <w:t>আড্ডা</w:t>
+          <w:rFonts w:ascii="Noto Serif SC" w:eastAsia="Noto Serif SC" w:hAnsi="Noto Serif SC" w:cs="Noto Serif"/>
+          <w:sz w:val="24"/>
+          <w:szCs w:val="24"/>
+        </w:rPr>
+        <w:t>Edizioni</w:t>
       </w:r>
       <w:proofErr w:type="spellEnd"/>
       <w:r>
@@ -3406,7 +3563,39 @@
           <w:sz w:val="24"/>
           <w:szCs w:val="24"/>
         </w:rPr>
-        <w:t xml:space="preserve"> won two performances in the </w:t>
+        <w:t xml:space="preserve"> Minelli-Dacey Duo </w:t>
+      </w:r>
+      <w:r>
+        <w:rPr>
+          <w:rFonts w:ascii="Noto Serif SC" w:eastAsia="Noto Serif SC" w:hAnsi="Noto Serif SC" w:cs="Noto Serif"/>
+          <w:sz w:val="24"/>
+          <w:szCs w:val="24"/>
+        </w:rPr>
+        <w:t>'</w:t>
+      </w:r>
+      <w:r>
+        <w:rPr>
+          <w:rFonts w:ascii="Noto Serif SC" w:eastAsia="Noto Serif SC" w:hAnsi="Noto Serif SC" w:cs="Noto Serif"/>
+          <w:sz w:val="24"/>
+          <w:szCs w:val="24"/>
+        </w:rPr>
+        <w:t>Flute-like-Voice</w:t>
+      </w:r>
+      <w:r>
+        <w:rPr>
+          <w:rFonts w:ascii="Noto Serif SC" w:eastAsia="Noto Serif SC" w:hAnsi="Noto Serif SC" w:cs="Noto Serif"/>
+          <w:sz w:val="24"/>
+          <w:szCs w:val="24"/>
+        </w:rPr>
+        <w:t xml:space="preserve">' </w:t>
+      </w:r>
+      <w:r>
+        <w:rPr>
+          <w:rFonts w:ascii="Noto Serif SC" w:eastAsia="Noto Serif SC" w:hAnsi="Noto Serif SC" w:cs="Noto Serif"/>
+          <w:sz w:val="24"/>
+          <w:szCs w:val="24"/>
+        </w:rPr>
+        <w:t xml:space="preserve">Call for Scores, and has been published by </w:t>
       </w:r>
       <w:proofErr w:type="spellStart"/>
       <w:r>
@@ -3442,50 +3631,58 @@
           <w:sz w:val="24"/>
           <w:szCs w:val="24"/>
         </w:rPr>
-        <w:t xml:space="preserve"> Minelli-Dacey Duo </w:t>
-      </w:r>
-      <w:r>
-        <w:rPr>
-          <w:rFonts w:ascii="Noto Serif SC" w:eastAsia="Noto Serif SC" w:hAnsi="Noto Serif SC" w:cs="Noto Serif"/>
-          <w:sz w:val="24"/>
-          <w:szCs w:val="24"/>
-        </w:rPr>
-        <w:t>'</w:t>
-      </w:r>
-      <w:r>
-        <w:rPr>
-          <w:rFonts w:ascii="Noto Serif SC" w:eastAsia="Noto Serif SC" w:hAnsi="Noto Serif SC" w:cs="Noto Serif"/>
-          <w:sz w:val="24"/>
-          <w:szCs w:val="24"/>
-        </w:rPr>
-        <w:t>Flute-like-Voice</w:t>
-      </w:r>
-      <w:r>
-        <w:rPr>
-          <w:rFonts w:ascii="Noto Serif SC" w:eastAsia="Noto Serif SC" w:hAnsi="Noto Serif SC" w:cs="Noto Serif"/>
-          <w:sz w:val="24"/>
-          <w:szCs w:val="24"/>
-        </w:rPr>
-        <w:t xml:space="preserve">' </w:t>
-      </w:r>
-      <w:r>
-        <w:rPr>
-          <w:rFonts w:ascii="Noto Serif SC" w:eastAsia="Noto Serif SC" w:hAnsi="Noto Serif SC" w:cs="Noto Serif"/>
-          <w:sz w:val="24"/>
-          <w:szCs w:val="24"/>
-        </w:rPr>
-        <w:t xml:space="preserve">Call for Scores, and has been published by </w:t>
-      </w:r>
-      <w:proofErr w:type="spellStart"/>
-      <w:r>
-        <w:rPr>
-          <w:rFonts w:ascii="Noto Serif SC" w:eastAsia="Noto Serif SC" w:hAnsi="Noto Serif SC" w:cs="Noto Serif"/>
-          <w:sz w:val="24"/>
-          <w:szCs w:val="24"/>
-        </w:rPr>
-        <w:t>Diaphonia</w:t>
-      </w:r>
-      <w:proofErr w:type="spellEnd"/>
+        <w:t>.</w:t>
+      </w:r>
+    </w:p>
+    <w:p>
+      <w:pPr>
+        <w:jc w:val="both"/>
+        <w:rPr>
+          <w:rFonts w:ascii="Noto Serif SC" w:eastAsia="Noto Serif SC" w:hAnsi="Noto Serif SC" w:cs="Noto Serif"/>
+          <w:sz w:val="24"/>
+          <w:szCs w:val="24"/>
+        </w:rPr>
+      </w:pPr>
+      <w:r>
+        <w:rPr>
+          <w:rFonts w:ascii="Noto Serif SC" w:eastAsia="Noto Serif SC" w:hAnsi="Noto Serif SC" w:cs="Noto Serif"/>
+          <w:sz w:val="24"/>
+          <w:szCs w:val="24"/>
+        </w:rPr>
+        <w:t>Presently, Ji Heng teach</w:t>
+      </w:r>
+      <w:r>
+        <w:rPr>
+          <w:rFonts w:ascii="Noto Serif SC" w:eastAsia="Noto Serif SC" w:hAnsi="Noto Serif SC" w:cs="Noto Serif"/>
+          <w:sz w:val="24"/>
+          <w:szCs w:val="24"/>
+        </w:rPr>
+        <w:t>es</w:t>
+      </w:r>
+      <w:r>
+        <w:rPr>
+          <w:rFonts w:ascii="Noto Serif SC" w:eastAsia="Noto Serif SC" w:hAnsi="Noto Serif SC" w:cs="Noto Serif"/>
+          <w:sz w:val="24"/>
+          <w:szCs w:val="24"/>
+        </w:rPr>
+        <w:t xml:space="preserve"> music in a junior college in </w:t>
+      </w:r>
+      <w:r>
+        <w:rPr>
+          <w:rFonts w:ascii="Noto Serif SC" w:eastAsia="Noto Serif SC" w:hAnsi="Noto Serif SC" w:cs="Noto Serif"/>
+          <w:sz w:val="24"/>
+          <w:szCs w:val="24"/>
+        </w:rPr>
+        <w:t>Singapore</w:t>
+      </w:r>
+      <w:r>
+        <w:rPr>
+          <w:rFonts w:ascii="Noto Serif SC" w:eastAsia="Noto Serif SC" w:hAnsi="Noto Serif SC" w:cs="Noto Serif"/>
+          <w:sz w:val="24"/>
+          <w:szCs w:val="24"/>
+        </w:rPr>
+        <w:t>,</w:t>
+      </w:r>
       <w:r>
         <w:rPr>
           <w:rFonts w:ascii="Noto Serif SC" w:eastAsia="Noto Serif SC" w:hAnsi="Noto Serif SC" w:cs="Noto Serif"/>
@@ -3494,41 +3691,37 @@
         </w:rPr>
         <w:t xml:space="preserve"> </w:t>
       </w:r>
-      <w:proofErr w:type="spellStart"/>
-      <w:r>
-        <w:rPr>
-          <w:rFonts w:ascii="Noto Serif SC" w:eastAsia="Noto Serif SC" w:hAnsi="Noto Serif SC" w:cs="Noto Serif"/>
-          <w:sz w:val="24"/>
-          <w:szCs w:val="24"/>
-        </w:rPr>
-        <w:t>Edizioni</w:t>
-      </w:r>
-      <w:proofErr w:type="spellEnd"/>
-      <w:r>
-        <w:rPr>
-          <w:rFonts w:ascii="Noto Serif SC" w:eastAsia="Noto Serif SC" w:hAnsi="Noto Serif SC" w:cs="Noto Serif"/>
-          <w:sz w:val="24"/>
-          <w:szCs w:val="24"/>
-        </w:rPr>
-        <w:t>.</w:t>
-      </w:r>
-    </w:p>
-    <w:p>
-      <w:pPr>
-        <w:jc w:val="both"/>
-        <w:rPr>
-          <w:rFonts w:ascii="Noto Serif SC" w:eastAsia="Noto Serif SC" w:hAnsi="Noto Serif SC" w:cs="Noto Serif"/>
-          <w:sz w:val="24"/>
-          <w:szCs w:val="24"/>
-        </w:rPr>
-      </w:pPr>
-      <w:r>
-        <w:rPr>
-          <w:rFonts w:ascii="Noto Serif SC" w:eastAsia="Noto Serif SC" w:hAnsi="Noto Serif SC" w:cs="Noto Serif"/>
-          <w:sz w:val="24"/>
-          <w:szCs w:val="24"/>
-        </w:rPr>
-        <w:t>Presently, Ji Heng is teaching music in a junior college in Singapore, and seeks to keep on composing alongside his teaching job.</w:t>
+      <w:r>
+        <w:rPr>
+          <w:rFonts w:ascii="Noto Serif SC" w:eastAsia="Noto Serif SC" w:hAnsi="Noto Serif SC" w:cs="Noto Serif"/>
+          <w:sz w:val="24"/>
+          <w:szCs w:val="24"/>
+        </w:rPr>
+        <w:t>but continues to</w:t>
+      </w:r>
+      <w:r>
+        <w:rPr>
+          <w:rFonts w:ascii="Noto Serif SC" w:eastAsia="Noto Serif SC" w:hAnsi="Noto Serif SC" w:cs="Noto Serif"/>
+          <w:sz w:val="24"/>
+          <w:szCs w:val="24"/>
+        </w:rPr>
+        <w:t xml:space="preserve"> compos</w:t>
+      </w:r>
+      <w:r>
+        <w:rPr>
+          <w:rFonts w:ascii="Noto Serif SC" w:eastAsia="Noto Serif SC" w:hAnsi="Noto Serif SC" w:cs="Noto Serif"/>
+          <w:sz w:val="24"/>
+          <w:szCs w:val="24"/>
+        </w:rPr>
+        <w:t>e</w:t>
+      </w:r>
+      <w:r>
+        <w:rPr>
+          <w:rFonts w:ascii="Noto Serif SC" w:eastAsia="Noto Serif SC" w:hAnsi="Noto Serif SC" w:cs="Noto Serif"/>
+          <w:sz w:val="24"/>
+          <w:szCs w:val="24"/>
+        </w:rPr>
+        <w:t xml:space="preserve"> alongside his teaching job.</w:t>
       </w:r>
     </w:p>
     <w:p>
@@ -3645,21 +3838,183 @@
       </w:pPr>
       <w:r>
         <w:rPr>
-          <w:rFonts w:ascii="Noto Serif SC" w:eastAsia="Noto Serif SC" w:hAnsi="Noto Serif SC" w:cs="Noto Serif"/>
-          <w:sz w:val="24"/>
-          <w:szCs w:val="24"/>
-          <w:lang w:val="en-US"/>
-        </w:rPr>
-        <w:t>《</w:t>
-      </w:r>
-      <w:r>
-        <w:rPr>
-          <w:rFonts w:ascii="Noto Serif SC" w:eastAsia="Noto Serif SC" w:hAnsi="Noto Serif SC" w:cs="Noto Serif" w:hint="eastAsia"/>
-          <w:sz w:val="24"/>
-          <w:szCs w:val="24"/>
-          <w:lang w:val="en-US"/>
-        </w:rPr>
-        <w:t xml:space="preserve">黑光》描绘了两个乐团(中国南方吹管乐团􏰀印度尼西亚“加麦兰”打击乐团)􏰁行之音景。两 </w:t>
+          <w:rFonts w:ascii="Noto Serif SC" w:eastAsia="Noto Serif SC" w:hAnsi="Noto Serif SC" w:cs="Noto Serif" w:hint="eastAsia"/>
+          <w:sz w:val="24"/>
+          <w:szCs w:val="24"/>
+          <w:lang w:val="en-US"/>
+        </w:rPr>
+        <w:t>《黑光》描绘了两个乐团</w:t>
+      </w:r>
+      <w:r>
+        <w:rPr>
+          <w:rFonts w:ascii="Noto Serif SC" w:eastAsia="Noto Serif SC" w:hAnsi="Noto Serif SC" w:cs="Noto Serif"/>
+          <w:sz w:val="24"/>
+          <w:szCs w:val="24"/>
+          <w:lang w:val="en-US"/>
+        </w:rPr>
+        <w:t>(</w:t>
+      </w:r>
+      <w:r>
+        <w:rPr>
+          <w:rFonts w:ascii="Noto Serif SC" w:eastAsia="Noto Serif SC" w:hAnsi="Noto Serif SC" w:cs="Noto Serif" w:hint="eastAsia"/>
+          <w:sz w:val="24"/>
+          <w:szCs w:val="24"/>
+          <w:lang w:val="en-US"/>
+        </w:rPr>
+        <w:t>中国南方吹管乐团</w:t>
+      </w:r>
+      <w:r>
+        <w:rPr>
+          <w:rFonts w:ascii="Noto Serif SC" w:eastAsia="Noto Serif SC" w:hAnsi="Noto Serif SC" w:cs="Noto Serif SC" w:hint="eastAsia"/>
+          <w:sz w:val="24"/>
+          <w:szCs w:val="24"/>
+          <w:lang w:val="en-US"/>
+        </w:rPr>
+        <w:t>􏰀</w:t>
+      </w:r>
+      <w:r>
+        <w:rPr>
+          <w:rFonts w:ascii="Noto Serif SC" w:eastAsia="Noto Serif SC" w:hAnsi="Noto Serif SC" w:cs="Noto Serif" w:hint="eastAsia"/>
+          <w:sz w:val="24"/>
+          <w:szCs w:val="24"/>
+          <w:lang w:val="en-US"/>
+        </w:rPr>
+        <w:t>印度尼西亚“加麦兰”打击乐团</w:t>
+      </w:r>
+      <w:r>
+        <w:rPr>
+          <w:rFonts w:ascii="Noto Serif SC" w:eastAsia="Noto Serif SC" w:hAnsi="Noto Serif SC" w:cs="Noto Serif"/>
+          <w:sz w:val="24"/>
+          <w:szCs w:val="24"/>
+          <w:lang w:val="en-US"/>
+        </w:rPr>
+        <w:t>)</w:t>
+      </w:r>
+      <w:r>
+        <w:rPr>
+          <w:rFonts w:ascii="Noto Serif SC" w:eastAsia="Noto Serif SC" w:hAnsi="Noto Serif SC" w:cs="Noto Serif SC" w:hint="eastAsia"/>
+          <w:sz w:val="24"/>
+          <w:szCs w:val="24"/>
+          <w:lang w:val="en-US"/>
+        </w:rPr>
+        <w:t>􏰁</w:t>
+      </w:r>
+      <w:r>
+        <w:rPr>
+          <w:rFonts w:ascii="Noto Serif SC" w:eastAsia="Noto Serif SC" w:hAnsi="Noto Serif SC" w:cs="Noto Serif" w:hint="eastAsia"/>
+          <w:sz w:val="24"/>
+          <w:szCs w:val="24"/>
+          <w:lang w:val="en-US"/>
+        </w:rPr>
+        <w:t>行之音景。两方即将逼近之时，对立的乐器音色</w:t>
+      </w:r>
+      <w:r>
+        <w:rPr>
+          <w:rFonts w:ascii="Noto Serif SC" w:eastAsia="Noto Serif SC" w:hAnsi="Noto Serif SC" w:cs="Noto Serif"/>
+          <w:sz w:val="24"/>
+          <w:szCs w:val="24"/>
+          <w:lang w:val="en-US"/>
+        </w:rPr>
+        <w:t>(</w:t>
+      </w:r>
+      <w:r>
+        <w:rPr>
+          <w:rFonts w:ascii="Noto Serif SC" w:eastAsia="Noto Serif SC" w:hAnsi="Noto Serif SC" w:cs="Noto Serif" w:hint="eastAsia"/>
+          <w:sz w:val="24"/>
+          <w:szCs w:val="24"/>
+          <w:lang w:val="en-US"/>
+        </w:rPr>
+        <w:t>指的是柔亮的吹管音色与尖短的打击音色</w:t>
+      </w:r>
+      <w:r>
+        <w:rPr>
+          <w:rFonts w:ascii="Noto Serif SC" w:eastAsia="Noto Serif SC" w:hAnsi="Noto Serif SC" w:cs="Noto Serif"/>
+          <w:sz w:val="24"/>
+          <w:szCs w:val="24"/>
+          <w:lang w:val="en-US"/>
+        </w:rPr>
+        <w:t>)</w:t>
+      </w:r>
+      <w:r>
+        <w:rPr>
+          <w:rFonts w:ascii="Noto Serif SC" w:eastAsia="Noto Serif SC" w:hAnsi="Noto Serif SC" w:cs="Noto Serif" w:hint="eastAsia"/>
+          <w:sz w:val="24"/>
+          <w:szCs w:val="24"/>
+          <w:lang w:val="en-US"/>
+        </w:rPr>
+        <w:t>引起了紧张气氛。</w:t>
+      </w:r>
+      <w:r>
+        <w:rPr>
+          <w:rFonts w:ascii="Noto Serif SC" w:eastAsia="Noto Serif SC" w:hAnsi="Noto Serif SC" w:cs="Noto Serif"/>
+          <w:sz w:val="24"/>
+          <w:szCs w:val="24"/>
+          <w:lang w:val="en-US"/>
+        </w:rPr>
+        <w:t xml:space="preserve"> </w:t>
+      </w:r>
+      <w:r>
+        <w:rPr>
+          <w:rFonts w:ascii="Noto Serif SC" w:eastAsia="Noto Serif SC" w:hAnsi="Noto Serif SC" w:cs="Noto Serif" w:hint="eastAsia"/>
+          <w:sz w:val="24"/>
+          <w:szCs w:val="24"/>
+          <w:lang w:val="en-US"/>
+        </w:rPr>
+        <w:t>两方各一心想利用乐器的声洪量、音度与复杂的节奏击败对方。后来，两方之间起的冲突涌上了高</w:t>
+      </w:r>
+      <w:r>
+        <w:rPr>
+          <w:rFonts w:ascii="Noto Serif SC" w:eastAsia="Noto Serif SC" w:hAnsi="Noto Serif SC" w:cs="Noto Serif"/>
+          <w:sz w:val="24"/>
+          <w:szCs w:val="24"/>
+          <w:lang w:val="en-US"/>
+        </w:rPr>
+        <w:t xml:space="preserve"> </w:t>
+      </w:r>
+      <w:r>
+        <w:rPr>
+          <w:rFonts w:ascii="Noto Serif SC" w:eastAsia="Noto Serif SC" w:hAnsi="Noto Serif SC" w:cs="Noto Serif" w:hint="eastAsia"/>
+          <w:sz w:val="24"/>
+          <w:szCs w:val="24"/>
+          <w:lang w:val="en-US"/>
+        </w:rPr>
+        <w:t>潮。两方各自激情的呐喊响彻云霄。接着，一片萦绕人心的寂静拨穿了一位漂亮女孩的心。女孩站</w:t>
+      </w:r>
+      <w:r>
+        <w:rPr>
+          <w:rFonts w:ascii="Noto Serif SC" w:eastAsia="Noto Serif SC" w:hAnsi="Noto Serif SC" w:cs="Noto Serif"/>
+          <w:sz w:val="24"/>
+          <w:szCs w:val="24"/>
+          <w:lang w:val="en-US"/>
+        </w:rPr>
+        <w:t xml:space="preserve"> </w:t>
+      </w:r>
+      <w:r>
+        <w:rPr>
+          <w:rFonts w:ascii="Noto Serif SC" w:eastAsia="Noto Serif SC" w:hAnsi="Noto Serif SC" w:cs="Noto Serif" w:hint="eastAsia"/>
+          <w:sz w:val="24"/>
+          <w:szCs w:val="24"/>
+          <w:lang w:val="en-US"/>
+        </w:rPr>
+        <w:t>在两方之间，在沉淀未解的寂静之下开始歌吟，歌声迷人动听</w:t>
+      </w:r>
+      <w:r>
+        <w:rPr>
+          <w:rFonts w:ascii="Noto Serif SC" w:eastAsia="Noto Serif SC" w:hAnsi="Noto Serif SC" w:cs="Noto Serif"/>
+          <w:sz w:val="24"/>
+          <w:szCs w:val="24"/>
+          <w:lang w:val="en-US"/>
+        </w:rPr>
+        <w:t>...</w:t>
+      </w:r>
+      <w:r>
+        <w:rPr>
+          <w:rFonts w:ascii="Noto Serif SC" w:eastAsia="Noto Serif SC" w:hAnsi="Noto Serif SC" w:cs="Noto Serif" w:hint="eastAsia"/>
+          <w:sz w:val="24"/>
+          <w:szCs w:val="24"/>
+          <w:lang w:val="en-US"/>
+        </w:rPr>
+        <w:t xml:space="preserve"> </w:t>
       </w:r>
     </w:p>
     <w:p>
@@ -3672,29 +4027,6 @@
           <w:rFonts w:ascii="Noto Serif SC" w:eastAsia="Noto Serif SC" w:hAnsi="Noto Serif SC" w:cs="Noto Serif"/>
           <w:sz w:val="24"/>
           <w:szCs w:val="24"/>
-          <w:lang w:val="en-US"/>
-        </w:rPr>
-      </w:pPr>
-      <w:r>
-        <w:rPr>
-          <w:rFonts w:ascii="Noto Serif SC" w:eastAsia="Noto Serif SC" w:hAnsi="Noto Serif SC" w:cs="Noto Serif" w:hint="eastAsia"/>
-          <w:sz w:val="24"/>
-          <w:szCs w:val="24"/>
-          <w:lang w:val="en-US"/>
-        </w:rPr>
-        <w:t xml:space="preserve">方即将逼近之时，对立的乐器音色(指的是柔亮的吹管音色与尖短的打击音色)引起了紧张气氛。 两方各一心想利用乐器的声洪量、音度与复杂的节奏击败对方。后来，两方之间起的冲突涌上了高 潮。两方各自激情的呐喊响彻云霄。接着，一片萦绕人心的寂静拨穿了一位漂亮女孩的心。女孩站 在两方之间，在沉淀未解的寂静之下开始歌吟，歌声迷人动听... </w:t>
-      </w:r>
-    </w:p>
-    <w:p>
-      <w:pPr>
-        <w:pBdr>
-          <w:bottom w:val="single" w:sz="6" w:space="1" w:color="auto"/>
-        </w:pBdr>
-        <w:jc w:val="both"/>
-        <w:rPr>
-          <w:rFonts w:ascii="Noto Serif SC" w:eastAsia="Noto Serif SC" w:hAnsi="Noto Serif SC" w:cs="Noto Serif"/>
-          <w:sz w:val="24"/>
-          <w:szCs w:val="24"/>
         </w:rPr>
       </w:pPr>
     </w:p>
@@ -3747,19 +4079,98 @@
           <w:szCs w:val="24"/>
           <w:lang w:val="en-US"/>
         </w:rPr>
-        <w:t xml:space="preserve">paints the musical soundscape of two musical bands crossing paths — a Wind Ensemble from Eastern- China and Javanese Gamelan troop from Indonesia. As the two bands draw closer to each other, their opposing sonorities (smooth winds versus sharp, plucked or mallet attacks) present an uncomfortable tension. Furiously attempt to outplay each other with blaring clashing pitches, interlocking rhythms and sheer volume of sounds, the conflict heightens and bursts with a passionate outcry from each band. A moment of intense stillness in the wake of the conflict rips through the heart of a hauntingly beautiful girl standing </w:t>
-      </w:r>
-      <w:proofErr w:type="gramStart"/>
-      <w:r>
-        <w:rPr>
-          <w:rFonts w:ascii="Noto Serif SC" w:eastAsia="Noto Serif SC" w:hAnsi="Noto Serif SC" w:cs="Noto Serif"/>
-          <w:sz w:val="24"/>
-          <w:szCs w:val="24"/>
-          <w:lang w:val="en-US"/>
-        </w:rPr>
-        <w:t>in the midst of</w:t>
-      </w:r>
-      <w:proofErr w:type="gramEnd"/>
+        <w:t xml:space="preserve">paints </w:t>
+      </w:r>
+      <w:r>
+        <w:rPr>
+          <w:rFonts w:ascii="Noto Serif SC" w:eastAsia="Noto Serif SC" w:hAnsi="Noto Serif SC" w:cs="Noto Serif"/>
+          <w:sz w:val="24"/>
+          <w:szCs w:val="24"/>
+          <w:lang w:val="en-US"/>
+        </w:rPr>
+        <w:t>a</w:t>
+      </w:r>
+      <w:r>
+        <w:rPr>
+          <w:rFonts w:ascii="Noto Serif SC" w:eastAsia="Noto Serif SC" w:hAnsi="Noto Serif SC" w:cs="Noto Serif"/>
+          <w:sz w:val="24"/>
+          <w:szCs w:val="24"/>
+          <w:lang w:val="en-US"/>
+        </w:rPr>
+        <w:t xml:space="preserve"> musical soundscape of two musical bands crossing paths — a Wind Ensemble from Eastern- China and </w:t>
+      </w:r>
+      <w:r>
+        <w:rPr>
+          <w:rFonts w:ascii="Noto Serif SC" w:eastAsia="Noto Serif SC" w:hAnsi="Noto Serif SC" w:cs="Noto Serif"/>
+          <w:sz w:val="24"/>
+          <w:szCs w:val="24"/>
+          <w:lang w:val="en-US"/>
+        </w:rPr>
+        <w:t xml:space="preserve">a </w:t>
+      </w:r>
+      <w:r>
+        <w:rPr>
+          <w:rFonts w:ascii="Noto Serif SC" w:eastAsia="Noto Serif SC" w:hAnsi="Noto Serif SC" w:cs="Noto Serif"/>
+          <w:sz w:val="24"/>
+          <w:szCs w:val="24"/>
+          <w:lang w:val="en-US"/>
+        </w:rPr>
+        <w:t xml:space="preserve">Javanese Gamelan troop from Indonesia. As the two bands draw closer to each other, their opposing sonorities (smooth winds versus sharp, plucked or mallet attacks) </w:t>
+      </w:r>
+      <w:r>
+        <w:rPr>
+          <w:rFonts w:ascii="Noto Serif SC" w:eastAsia="Noto Serif SC" w:hAnsi="Noto Serif SC" w:cs="Noto Serif"/>
+          <w:sz w:val="24"/>
+          <w:szCs w:val="24"/>
+          <w:lang w:val="en-US"/>
+        </w:rPr>
+        <w:t>create</w:t>
+      </w:r>
+      <w:r>
+        <w:rPr>
+          <w:rFonts w:ascii="Noto Serif SC" w:eastAsia="Noto Serif SC" w:hAnsi="Noto Serif SC" w:cs="Noto Serif"/>
+          <w:sz w:val="24"/>
+          <w:szCs w:val="24"/>
+          <w:lang w:val="en-US"/>
+        </w:rPr>
+        <w:t xml:space="preserve"> an uncomfortable tension. Furiously attempt</w:t>
+      </w:r>
+      <w:r>
+        <w:rPr>
+          <w:rFonts w:ascii="Noto Serif SC" w:eastAsia="Noto Serif SC" w:hAnsi="Noto Serif SC" w:cs="Noto Serif"/>
+          <w:sz w:val="24"/>
+          <w:szCs w:val="24"/>
+          <w:lang w:val="en-US"/>
+        </w:rPr>
+        <w:t>ing</w:t>
+      </w:r>
+      <w:r>
+        <w:rPr>
+          <w:rFonts w:ascii="Noto Serif SC" w:eastAsia="Noto Serif SC" w:hAnsi="Noto Serif SC" w:cs="Noto Serif"/>
+          <w:sz w:val="24"/>
+          <w:szCs w:val="24"/>
+          <w:lang w:val="en-US"/>
+        </w:rPr>
+        <w:t xml:space="preserve"> to outplay each other with blaring </w:t>
+      </w:r>
+      <w:r>
+        <w:rPr>
+          <w:rFonts w:ascii="Noto Serif SC" w:eastAsia="Noto Serif SC" w:hAnsi="Noto Serif SC" w:cs="Noto Serif"/>
+          <w:sz w:val="24"/>
+          <w:szCs w:val="24"/>
+          <w:lang w:val="en-US"/>
+        </w:rPr>
+        <w:t xml:space="preserve">and </w:t>
+      </w:r>
+      <w:r>
+        <w:rPr>
+          <w:rFonts w:ascii="Noto Serif SC" w:eastAsia="Noto Serif SC" w:hAnsi="Noto Serif SC" w:cs="Noto Serif"/>
+          <w:sz w:val="24"/>
+          <w:szCs w:val="24"/>
+          <w:lang w:val="en-US"/>
+        </w:rPr>
+        <w:t>clashing pitches, interlocking rhythms and sheer volume of sounds, the conflict heightens and bursts with a passionate outcry from each band. A moment of intense stillness in the wake of the conflict rips through the heart of a hauntingly beautiful girl standing in the midst of</w:t>
+      </w:r>
       <w:r>
         <w:rPr>
           <w:rFonts w:ascii="Noto Serif SC" w:eastAsia="Noto Serif SC" w:hAnsi="Noto Serif SC" w:cs="Noto Serif"/>
@@ -3853,8 +4264,19 @@
           <w:szCs w:val="24"/>
           <w:lang w:val="en-GB"/>
         </w:rPr>
-        <w:t xml:space="preserve"> Bangdi</w:t>
-      </w:r>
+        <w:t xml:space="preserve"> </w:t>
+      </w:r>
+      <w:proofErr w:type="spellStart"/>
+      <w:r>
+        <w:rPr>
+          <w:rFonts w:ascii="Noto Serif SC" w:eastAsia="Noto Serif SC" w:hAnsi="Noto Serif SC" w:cs="Noto Serif"/>
+          <w:sz w:val="24"/>
+          <w:szCs w:val="24"/>
+          <w:lang w:val="en-GB"/>
+        </w:rPr>
+        <w:t>Bangdi</w:t>
+      </w:r>
+      <w:proofErr w:type="spellEnd"/>
     </w:p>
     <w:p>
       <w:pPr>
@@ -3881,8 +4303,19 @@
           <w:szCs w:val="24"/>
           <w:lang w:val="en-US"/>
         </w:rPr>
-        <w:t xml:space="preserve"> Qudi</w:t>
-      </w:r>
+        <w:t xml:space="preserve"> </w:t>
+      </w:r>
+      <w:proofErr w:type="spellStart"/>
+      <w:r>
+        <w:rPr>
+          <w:rFonts w:ascii="Noto Serif SC" w:eastAsia="Noto Serif SC" w:hAnsi="Noto Serif SC" w:cs="Noto Serif"/>
+          <w:sz w:val="24"/>
+          <w:szCs w:val="24"/>
+          <w:lang w:val="en-US"/>
+        </w:rPr>
+        <w:t>Qudi</w:t>
+      </w:r>
+      <w:proofErr w:type="spellEnd"/>
     </w:p>
     <w:p>
       <w:pPr>
@@ -3926,7 +4359,7 @@
       </w:pPr>
       <w:r>
         <w:rPr>
-          <w:rFonts w:ascii="Noto Serif SC" w:eastAsia="Noto Serif SC" w:hAnsi="Noto Serif SC" w:cs="Noto Serif"/>
+          <w:rFonts w:ascii="Noto Serif SC" w:eastAsia="Noto Serif SC" w:hAnsi="Noto Serif SC" w:cs="Noto Serif" w:hint="eastAsia"/>
           <w:sz w:val="24"/>
           <w:szCs w:val="24"/>
         </w:rPr>
@@ -3967,25 +4400,45 @@
           <w:szCs w:val="24"/>
           <w:lang w:val="en-GB"/>
         </w:rPr>
-        <w:t xml:space="preserve"> Gaoyin Sheng</w:t>
-      </w:r>
-    </w:p>
-    <w:p>
-      <w:pPr>
+        <w:t xml:space="preserve"> </w:t>
+      </w:r>
+      <w:proofErr w:type="spellStart"/>
+      <w:r>
         <w:rPr>
           <w:rFonts w:ascii="Noto Serif SC" w:eastAsia="Noto Serif SC" w:hAnsi="Noto Serif SC" w:cs="Noto Serif"/>
           <w:sz w:val="24"/>
           <w:szCs w:val="24"/>
           <w:lang w:val="en-GB"/>
         </w:rPr>
-      </w:pPr>
-      <w:r>
-        <w:rPr>
-          <w:rFonts w:ascii="Noto Serif SC" w:eastAsia="Noto Serif SC" w:hAnsi="Noto Serif SC" w:cs="Noto Serif" w:hint="eastAsia"/>
+        <w:t>Gaoyin</w:t>
+      </w:r>
+      <w:proofErr w:type="spellEnd"/>
+      <w:r>
+        <w:rPr>
+          <w:rFonts w:ascii="Noto Serif SC" w:eastAsia="Noto Serif SC" w:hAnsi="Noto Serif SC" w:cs="Noto Serif"/>
           <w:sz w:val="24"/>
           <w:szCs w:val="24"/>
           <w:lang w:val="en-GB"/>
         </w:rPr>
+        <w:t xml:space="preserve"> Sheng</w:t>
+      </w:r>
+    </w:p>
+    <w:p>
+      <w:pPr>
+        <w:rPr>
+          <w:rFonts w:ascii="Noto Serif SC" w:eastAsia="Noto Serif SC" w:hAnsi="Noto Serif SC" w:cs="Noto Serif"/>
+          <w:sz w:val="24"/>
+          <w:szCs w:val="24"/>
+          <w:lang w:val="en-GB"/>
+        </w:rPr>
+      </w:pPr>
+      <w:r>
+        <w:rPr>
+          <w:rFonts w:ascii="Noto Serif SC" w:eastAsia="Noto Serif SC" w:hAnsi="Noto Serif SC" w:cs="Noto Serif" w:hint="eastAsia"/>
+          <w:sz w:val="24"/>
+          <w:szCs w:val="24"/>
+          <w:lang w:val="en-GB"/>
+        </w:rPr>
         <w:t>中音笙</w:t>
       </w:r>
       <w:r>
@@ -3997,6 +4450,7 @@
         </w:rPr>
         <w:t xml:space="preserve"> </w:t>
       </w:r>
+      <w:proofErr w:type="spellStart"/>
       <w:r>
         <w:rPr>
           <w:rFonts w:ascii="Noto Serif SC" w:eastAsia="Noto Serif SC" w:hAnsi="Noto Serif SC" w:cs="Noto Serif"/>
@@ -4013,7 +4467,17 @@
           <w:szCs w:val="24"/>
           <w:lang w:val="en-GB"/>
         </w:rPr>
-        <w:t>hongyin Sheng</w:t>
+        <w:t>hongyin</w:t>
+      </w:r>
+      <w:proofErr w:type="spellEnd"/>
+      <w:r>
+        <w:rPr>
+          <w:rFonts w:ascii="Noto Serif SC" w:eastAsia="Noto Serif SC" w:hAnsi="Noto Serif SC" w:cs="Noto Serif"/>
+          <w:sz w:val="24"/>
+          <w:szCs w:val="24"/>
+          <w:lang w:val="en-GB"/>
+        </w:rPr>
+        <w:t xml:space="preserve"> Sheng</w:t>
       </w:r>
     </w:p>
     <w:p>
@@ -4070,7 +4534,27 @@
           <w:szCs w:val="24"/>
           <w:lang w:val="en-GB"/>
         </w:rPr>
-        <w:t xml:space="preserve"> Gaoyin Suona</w:t>
+        <w:t xml:space="preserve"> </w:t>
+      </w:r>
+      <w:proofErr w:type="spellStart"/>
+      <w:r>
+        <w:rPr>
+          <w:rFonts w:ascii="Noto Serif SC" w:eastAsia="Noto Serif SC" w:hAnsi="Noto Serif SC" w:cs="Noto Serif"/>
+          <w:sz w:val="24"/>
+          <w:szCs w:val="24"/>
+          <w:lang w:val="en-GB"/>
+        </w:rPr>
+        <w:t>Gaoyin</w:t>
+      </w:r>
+      <w:proofErr w:type="spellEnd"/>
+      <w:r>
+        <w:rPr>
+          <w:rFonts w:ascii="Noto Serif SC" w:eastAsia="Noto Serif SC" w:hAnsi="Noto Serif SC" w:cs="Noto Serif"/>
+          <w:sz w:val="24"/>
+          <w:szCs w:val="24"/>
+          <w:lang w:val="en-GB"/>
+        </w:rPr>
+        <w:t xml:space="preserve"> Suona</w:t>
       </w:r>
     </w:p>
     <w:p>
@@ -4087,16 +4571,143 @@
           <w:rFonts w:ascii="Noto Serif SC" w:eastAsia="Noto Serif SC" w:hAnsi="Noto Serif SC" w:cs="Noto Serif" w:hint="eastAsia"/>
           <w:sz w:val="24"/>
           <w:szCs w:val="24"/>
+          <w:lang w:val="en-US"/>
+        </w:rPr>
+        <w:t>次中</w:t>
+      </w:r>
+      <w:r>
+        <w:rPr>
+          <w:rFonts w:ascii="Noto Serif SC" w:eastAsia="Noto Serif SC" w:hAnsi="Noto Serif SC" w:cs="Noto Serif" w:hint="eastAsia"/>
+          <w:sz w:val="24"/>
+          <w:szCs w:val="24"/>
+          <w:lang w:val="en-GB"/>
+        </w:rPr>
+        <w:t>唢呐</w:t>
+      </w:r>
+      <w:r>
+        <w:rPr>
+          <w:rFonts w:ascii="Noto Serif SC" w:eastAsia="Noto Serif SC" w:hAnsi="Noto Serif SC" w:cs="Noto Serif"/>
+          <w:sz w:val="24"/>
+          <w:szCs w:val="24"/>
+          <w:lang w:val="en-US"/>
+        </w:rPr>
+        <w:t xml:space="preserve"> </w:t>
+      </w:r>
+      <w:r>
+        <w:rPr>
+          <w:rFonts w:ascii="Noto Serif SC" w:eastAsia="Noto Serif SC" w:hAnsi="Noto Serif SC" w:cs="Noto Serif"/>
+          <w:sz w:val="24"/>
+          <w:szCs w:val="24"/>
+        </w:rPr>
+        <w:t xml:space="preserve">Cizhongyin </w:t>
+      </w:r>
+      <w:r>
+        <w:rPr>
+          <w:rFonts w:ascii="Noto Serif SC" w:eastAsia="Noto Serif SC" w:hAnsi="Noto Serif SC" w:cs="Noto Serif"/>
+          <w:sz w:val="24"/>
+          <w:szCs w:val="24"/>
+          <w:lang w:val="en-US"/>
+        </w:rPr>
+        <w:t>Suona</w:t>
+      </w:r>
+    </w:p>
+    <w:p>
+      <w:pPr>
+        <w:rPr>
+          <w:rFonts w:ascii="Noto Serif SC" w:eastAsia="Noto Serif SC" w:hAnsi="Noto Serif SC" w:cs="Noto Serif"/>
+          <w:sz w:val="24"/>
+          <w:szCs w:val="24"/>
           <w:lang w:val="en-US" w:eastAsia="zh-TW"/>
         </w:rPr>
-        <w:t>次中嗩吶</w:t>
-      </w:r>
-      <w:r>
-        <w:rPr>
-          <w:rFonts w:ascii="Noto Serif SC" w:eastAsia="Noto Serif SC" w:hAnsi="Noto Serif SC" w:cs="Noto Serif"/>
-          <w:sz w:val="24"/>
-          <w:szCs w:val="24"/>
-          <w:lang w:val="en-US" w:eastAsia="zh-TW"/>
+      </w:pPr>
+      <w:r>
+        <w:rPr>
+          <w:rFonts w:ascii="Noto Serif SC" w:eastAsia="Noto Serif SC" w:hAnsi="Noto Serif SC" w:cs="Noto Serif" w:hint="eastAsia"/>
+          <w:sz w:val="24"/>
+          <w:szCs w:val="24"/>
+        </w:rPr>
+        <w:t>低音</w:t>
+      </w:r>
+      <w:r>
+        <w:rPr>
+          <w:rFonts w:ascii="Noto Serif SC" w:eastAsia="Noto Serif SC" w:hAnsi="Noto Serif SC" w:cs="Noto Serif" w:hint="eastAsia"/>
+          <w:sz w:val="24"/>
+          <w:szCs w:val="24"/>
+          <w:lang w:val="en-GB"/>
+        </w:rPr>
+        <w:t>唢呐</w:t>
+      </w:r>
+      <w:r>
+        <w:rPr>
+          <w:rFonts w:ascii="Noto Serif SC" w:eastAsia="Noto Serif SC" w:hAnsi="Noto Serif SC" w:cs="Noto Serif"/>
+          <w:sz w:val="24"/>
+          <w:szCs w:val="24"/>
+        </w:rPr>
+        <w:t xml:space="preserve"> Diyin Suona</w:t>
+      </w:r>
+    </w:p>
+    <w:p>
+      <w:pPr>
+        <w:rPr>
+          <w:rFonts w:ascii="Noto Serif SC" w:eastAsia="Noto Serif SC" w:hAnsi="Noto Serif SC" w:cs="Noto Serif"/>
+          <w:sz w:val="24"/>
+          <w:szCs w:val="24"/>
+          <w:lang w:val="en-US"/>
+        </w:rPr>
+      </w:pPr>
+    </w:p>
+    <w:p>
+      <w:pPr>
+        <w:rPr>
+          <w:rFonts w:ascii="Noto Serif SC" w:eastAsia="Noto Serif SC" w:hAnsi="Noto Serif SC" w:cs="Noto Serif"/>
+          <w:sz w:val="24"/>
+          <w:szCs w:val="24"/>
+          <w:lang w:val="en-US"/>
+        </w:rPr>
+      </w:pPr>
+      <w:r>
+        <w:rPr>
+          <w:rFonts w:ascii="Noto Serif SC" w:eastAsia="Noto Serif SC" w:hAnsi="Noto Serif SC" w:cs="Noto Serif" w:hint="eastAsia"/>
+          <w:sz w:val="24"/>
+          <w:szCs w:val="24"/>
+          <w:lang w:val="en-US"/>
+        </w:rPr>
+        <w:t>扬琴</w:t>
+      </w:r>
+      <w:r>
+        <w:rPr>
+          <w:rFonts w:ascii="Noto Serif SC" w:eastAsia="Noto Serif SC" w:hAnsi="Noto Serif SC" w:cs="Noto Serif"/>
+          <w:sz w:val="24"/>
+          <w:szCs w:val="24"/>
+          <w:lang w:val="en-US"/>
+        </w:rPr>
+        <w:t xml:space="preserve"> Yangqin</w:t>
+      </w:r>
+    </w:p>
+    <w:p>
+      <w:pPr>
+        <w:rPr>
+          <w:rFonts w:ascii="Noto Serif SC" w:eastAsia="Noto Serif SC" w:hAnsi="Noto Serif SC" w:cs="Noto Serif"/>
+          <w:sz w:val="24"/>
+          <w:szCs w:val="24"/>
+          <w:lang w:val="en-US"/>
+        </w:rPr>
+      </w:pPr>
+      <w:r>
+        <w:rPr>
+          <w:rFonts w:ascii="Noto Serif SC" w:eastAsia="Noto Serif SC" w:hAnsi="Noto Serif SC" w:cs="Noto Serif" w:hint="eastAsia"/>
+          <w:sz w:val="24"/>
+          <w:szCs w:val="24"/>
+          <w:lang w:val="en-US"/>
+        </w:rPr>
+        <w:t>柳琴</w:t>
+      </w:r>
+      <w:r>
+        <w:rPr>
+          <w:rFonts w:ascii="Noto Serif SC" w:eastAsia="Noto Serif SC" w:hAnsi="Noto Serif SC" w:cs="Noto Serif"/>
+          <w:sz w:val="24"/>
+          <w:szCs w:val="24"/>
+          <w:lang w:val="en-US"/>
         </w:rPr>
         <w:t xml:space="preserve"> </w:t>
       </w:r>
@@ -4106,277 +4717,173 @@
           <w:rFonts w:ascii="Noto Serif SC" w:eastAsia="Noto Serif SC" w:hAnsi="Noto Serif SC" w:cs="Noto Serif"/>
           <w:sz w:val="24"/>
           <w:szCs w:val="24"/>
-          <w:lang w:eastAsia="zh-TW"/>
-        </w:rPr>
-        <w:t>Cizhongyin</w:t>
+          <w:lang w:val="en-US"/>
+        </w:rPr>
+        <w:t>Liuqin</w:t>
       </w:r>
       <w:proofErr w:type="spellEnd"/>
-      <w:r>
-        <w:rPr>
-          <w:rFonts w:ascii="Noto Serif SC" w:eastAsia="Noto Serif SC" w:hAnsi="Noto Serif SC" w:cs="Noto Serif"/>
-          <w:sz w:val="24"/>
-          <w:szCs w:val="24"/>
-          <w:lang w:eastAsia="zh-TW"/>
+    </w:p>
+    <w:p>
+      <w:pPr>
+        <w:rPr>
+          <w:rFonts w:ascii="Noto Serif SC" w:eastAsia="Noto Serif SC" w:hAnsi="Noto Serif SC" w:cs="Noto Serif"/>
+          <w:sz w:val="24"/>
+          <w:szCs w:val="24"/>
+          <w:lang w:val="en-US"/>
+        </w:rPr>
+      </w:pPr>
+      <w:r>
+        <w:rPr>
+          <w:rFonts w:ascii="Noto Serif SC" w:eastAsia="Noto Serif SC" w:hAnsi="Noto Serif SC" w:cs="Noto Serif" w:hint="eastAsia"/>
+          <w:sz w:val="24"/>
+          <w:szCs w:val="24"/>
+          <w:lang w:val="en-US"/>
+        </w:rPr>
+        <w:t>琵琶</w:t>
+      </w:r>
+      <w:r>
+        <w:rPr>
+          <w:rFonts w:ascii="Noto Serif SC" w:eastAsia="Noto Serif SC" w:hAnsi="Noto Serif SC" w:cs="Noto Serif"/>
+          <w:sz w:val="24"/>
+          <w:szCs w:val="24"/>
+          <w:lang w:val="en-US"/>
+        </w:rPr>
+        <w:t xml:space="preserve"> Pipa</w:t>
+      </w:r>
+    </w:p>
+    <w:p>
+      <w:pPr>
+        <w:rPr>
+          <w:rFonts w:ascii="Noto Serif SC" w:eastAsia="Noto Serif SC" w:hAnsi="Noto Serif SC" w:cs="Noto Serif"/>
+          <w:sz w:val="24"/>
+          <w:szCs w:val="24"/>
+          <w:lang w:val="en-US"/>
+        </w:rPr>
+      </w:pPr>
+      <w:r>
+        <w:rPr>
+          <w:rFonts w:ascii="Noto Serif SC" w:eastAsia="Noto Serif SC" w:hAnsi="Noto Serif SC" w:cs="Noto Serif" w:hint="eastAsia"/>
+          <w:sz w:val="24"/>
+          <w:szCs w:val="24"/>
+          <w:lang w:val="en-US"/>
+        </w:rPr>
+        <w:t>中阮</w:t>
+      </w:r>
+      <w:r>
+        <w:rPr>
+          <w:rFonts w:ascii="Noto Serif SC" w:eastAsia="Noto Serif SC" w:hAnsi="Noto Serif SC" w:cs="Noto Serif"/>
+          <w:sz w:val="24"/>
+          <w:szCs w:val="24"/>
+          <w:lang w:val="en-US"/>
+        </w:rPr>
+        <w:t xml:space="preserve"> Zhongruan</w:t>
+      </w:r>
+    </w:p>
+    <w:p>
+      <w:pPr>
+        <w:rPr>
+          <w:rFonts w:ascii="Noto Serif SC" w:eastAsia="Noto Serif SC" w:hAnsi="Noto Serif SC" w:cs="Noto Serif"/>
+          <w:sz w:val="24"/>
+          <w:szCs w:val="24"/>
+          <w:lang w:val="en-US"/>
+        </w:rPr>
+      </w:pPr>
+      <w:r>
+        <w:rPr>
+          <w:rFonts w:ascii="Noto Serif SC" w:eastAsia="Noto Serif SC" w:hAnsi="Noto Serif SC" w:cs="Noto Serif" w:hint="eastAsia"/>
+          <w:sz w:val="24"/>
+          <w:szCs w:val="24"/>
+        </w:rPr>
+        <w:t>三弦</w:t>
+      </w:r>
+      <w:r>
+        <w:rPr>
+          <w:rFonts w:ascii="Noto Serif SC" w:eastAsia="Noto Serif SC" w:hAnsi="Noto Serif SC" w:cs="Noto Serif"/>
+          <w:sz w:val="24"/>
+          <w:szCs w:val="24"/>
+          <w:lang w:val="en-US"/>
+        </w:rPr>
+        <w:t xml:space="preserve"> Sanxian</w:t>
+      </w:r>
+    </w:p>
+    <w:p>
+      <w:pPr>
+        <w:rPr>
+          <w:rFonts w:ascii="Noto Serif SC" w:eastAsia="Noto Serif SC" w:hAnsi="Noto Serif SC" w:cs="Noto Serif"/>
+          <w:sz w:val="24"/>
+          <w:szCs w:val="24"/>
+          <w:lang w:val="en-US"/>
+        </w:rPr>
+      </w:pPr>
+      <w:r>
+        <w:rPr>
+          <w:rFonts w:ascii="Noto Serif SC" w:eastAsia="Noto Serif SC" w:hAnsi="Noto Serif SC" w:cs="Noto Serif" w:hint="eastAsia"/>
+          <w:sz w:val="24"/>
+          <w:szCs w:val="24"/>
+          <w:lang w:val="en-US"/>
+        </w:rPr>
+        <w:t>大阮</w:t>
+      </w:r>
+      <w:r>
+        <w:rPr>
+          <w:rFonts w:ascii="Noto Serif SC" w:eastAsia="Noto Serif SC" w:hAnsi="Noto Serif SC" w:cs="Noto Serif"/>
+          <w:sz w:val="24"/>
+          <w:szCs w:val="24"/>
+          <w:lang w:val="en-US"/>
+        </w:rPr>
+        <w:t xml:space="preserve"> Daruan</w:t>
+      </w:r>
+    </w:p>
+    <w:p>
+      <w:pPr>
+        <w:rPr>
+          <w:rFonts w:ascii="Noto Serif SC" w:eastAsia="Noto Serif SC" w:hAnsi="Noto Serif SC" w:cs="Noto Serif"/>
+          <w:sz w:val="24"/>
+          <w:szCs w:val="24"/>
+          <w:lang w:val="en-US"/>
+        </w:rPr>
+      </w:pPr>
+    </w:p>
+    <w:p>
+      <w:pPr>
+        <w:rPr>
+          <w:rFonts w:ascii="Noto Serif SC" w:eastAsia="Noto Serif SC" w:hAnsi="Noto Serif SC" w:cs="Noto Serif"/>
+          <w:sz w:val="24"/>
+          <w:szCs w:val="24"/>
+          <w:lang w:val="en-US"/>
+        </w:rPr>
+      </w:pPr>
+      <w:r>
+        <w:rPr>
+          <w:rFonts w:ascii="Noto Serif SC" w:eastAsia="Noto Serif SC" w:hAnsi="Noto Serif SC" w:cs="Noto Serif"/>
+          <w:sz w:val="24"/>
+          <w:szCs w:val="24"/>
+        </w:rPr>
+        <w:t>5</w:t>
+      </w:r>
+      <w:r>
+        <w:rPr>
+          <w:rFonts w:ascii="Noto Serif SC" w:eastAsia="Noto Serif SC" w:hAnsi="Noto Serif SC" w:cs="Noto Serif"/>
+          <w:sz w:val="24"/>
+          <w:szCs w:val="24"/>
         </w:rPr>
         <w:t xml:space="preserve"> </w:t>
       </w:r>
       <w:r>
         <w:rPr>
-          <w:rFonts w:ascii="Noto Serif SC" w:eastAsia="Noto Serif SC" w:hAnsi="Noto Serif SC" w:cs="Noto Serif"/>
-          <w:sz w:val="24"/>
-          <w:szCs w:val="24"/>
-          <w:lang w:val="en-US" w:eastAsia="zh-TW"/>
-        </w:rPr>
-        <w:t>Suona</w:t>
-      </w:r>
-    </w:p>
-    <w:p>
-      <w:pPr>
-        <w:rPr>
-          <w:rFonts w:ascii="Noto Serif SC" w:eastAsia="Noto Serif SC" w:hAnsi="Noto Serif SC" w:cs="Noto Serif"/>
-          <w:sz w:val="24"/>
-          <w:szCs w:val="24"/>
-          <w:lang w:val="en-US" w:eastAsia="zh-TW"/>
-        </w:rPr>
-      </w:pPr>
-      <w:r>
-        <w:rPr>
-          <w:rFonts w:ascii="Noto Serif SC" w:eastAsia="Noto Serif SC" w:hAnsi="Noto Serif SC" w:cs="Noto Serif" w:hint="eastAsia"/>
-          <w:sz w:val="24"/>
-          <w:szCs w:val="24"/>
-          <w:lang w:eastAsia="zh-TW"/>
-        </w:rPr>
-        <w:t>低音嗩吶</w:t>
-      </w:r>
-      <w:r>
-        <w:rPr>
-          <w:rFonts w:ascii="Noto Serif SC" w:eastAsia="Noto Serif SC" w:hAnsi="Noto Serif SC" w:cs="Noto Serif"/>
-          <w:sz w:val="24"/>
-          <w:szCs w:val="24"/>
-          <w:lang w:eastAsia="zh-TW"/>
-        </w:rPr>
-        <w:t xml:space="preserve"> Diyin Suona</w:t>
-      </w:r>
-    </w:p>
-    <w:p>
-      <w:pPr>
-        <w:rPr>
-          <w:rFonts w:ascii="Noto Serif SC" w:eastAsia="Noto Serif SC" w:hAnsi="Noto Serif SC" w:cs="Noto Serif"/>
-          <w:sz w:val="24"/>
-          <w:szCs w:val="24"/>
-          <w:lang w:val="en-US"/>
-        </w:rPr>
-      </w:pPr>
-    </w:p>
-    <w:p>
-      <w:pPr>
-        <w:rPr>
-          <w:rFonts w:ascii="Noto Serif SC" w:eastAsia="Noto Serif SC" w:hAnsi="Noto Serif SC" w:cs="Noto Serif"/>
-          <w:sz w:val="24"/>
-          <w:szCs w:val="24"/>
-          <w:lang w:val="en-US"/>
-        </w:rPr>
-      </w:pPr>
-      <w:r>
-        <w:rPr>
-          <w:rFonts w:ascii="Noto Serif SC" w:eastAsia="Noto Serif SC" w:hAnsi="Noto Serif SC" w:cs="Noto Serif" w:hint="eastAsia"/>
-          <w:sz w:val="24"/>
-          <w:szCs w:val="24"/>
-          <w:lang w:val="en-US"/>
-        </w:rPr>
-        <w:t>扬琴</w:t>
-      </w:r>
-      <w:r>
-        <w:rPr>
-          <w:rFonts w:ascii="Noto Serif SC" w:eastAsia="Noto Serif SC" w:hAnsi="Noto Serif SC" w:cs="Noto Serif"/>
-          <w:sz w:val="24"/>
-          <w:szCs w:val="24"/>
-          <w:lang w:val="en-US"/>
-        </w:rPr>
-        <w:t xml:space="preserve"> Yangqin</w:t>
-      </w:r>
-    </w:p>
-    <w:p>
-      <w:pPr>
-        <w:rPr>
-          <w:rFonts w:ascii="Noto Serif SC" w:eastAsia="Noto Serif SC" w:hAnsi="Noto Serif SC" w:cs="Noto Serif"/>
-          <w:sz w:val="24"/>
-          <w:szCs w:val="24"/>
-          <w:lang w:val="en-US"/>
-        </w:rPr>
-      </w:pPr>
-      <w:r>
-        <w:rPr>
-          <w:rFonts w:ascii="Noto Serif SC" w:eastAsia="Noto Serif SC" w:hAnsi="Noto Serif SC" w:cs="Noto Serif" w:hint="eastAsia"/>
-          <w:sz w:val="24"/>
-          <w:szCs w:val="24"/>
-          <w:lang w:val="en-US"/>
-        </w:rPr>
-        <w:t>柳琴</w:t>
-      </w:r>
-      <w:r>
-        <w:rPr>
-          <w:rFonts w:ascii="Noto Serif SC" w:eastAsia="Noto Serif SC" w:hAnsi="Noto Serif SC" w:cs="Noto Serif"/>
-          <w:sz w:val="24"/>
-          <w:szCs w:val="24"/>
-          <w:lang w:val="en-US"/>
-        </w:rPr>
-        <w:t xml:space="preserve"> Liuqin</w:t>
-      </w:r>
-    </w:p>
-    <w:p>
-      <w:pPr>
-        <w:rPr>
-          <w:rFonts w:ascii="Noto Serif SC" w:eastAsia="Noto Serif SC" w:hAnsi="Noto Serif SC" w:cs="Noto Serif"/>
-          <w:sz w:val="24"/>
-          <w:szCs w:val="24"/>
-          <w:lang w:val="en-US"/>
-        </w:rPr>
-      </w:pPr>
-      <w:r>
-        <w:rPr>
-          <w:rFonts w:ascii="Noto Serif SC" w:eastAsia="Noto Serif SC" w:hAnsi="Noto Serif SC" w:cs="Noto Serif" w:hint="eastAsia"/>
-          <w:sz w:val="24"/>
-          <w:szCs w:val="24"/>
-          <w:lang w:val="en-US"/>
-        </w:rPr>
-        <w:t>琵琶</w:t>
-      </w:r>
-      <w:r>
-        <w:rPr>
-          <w:rFonts w:ascii="Noto Serif SC" w:eastAsia="Noto Serif SC" w:hAnsi="Noto Serif SC" w:cs="Noto Serif"/>
-          <w:sz w:val="24"/>
-          <w:szCs w:val="24"/>
-          <w:lang w:val="en-US"/>
-        </w:rPr>
-        <w:t xml:space="preserve"> Pipa</w:t>
-      </w:r>
-    </w:p>
-    <w:p>
-      <w:pPr>
-        <w:rPr>
-          <w:rFonts w:ascii="Noto Serif SC" w:eastAsia="Noto Serif SC" w:hAnsi="Noto Serif SC" w:cs="Noto Serif"/>
-          <w:sz w:val="24"/>
-          <w:szCs w:val="24"/>
-          <w:lang w:val="en-US"/>
-        </w:rPr>
-      </w:pPr>
-      <w:r>
-        <w:rPr>
-          <w:rFonts w:ascii="Noto Serif SC" w:eastAsia="Noto Serif SC" w:hAnsi="Noto Serif SC" w:cs="Noto Serif" w:hint="eastAsia"/>
-          <w:sz w:val="24"/>
-          <w:szCs w:val="24"/>
-          <w:lang w:val="en-US"/>
-        </w:rPr>
-        <w:t>中阮</w:t>
-      </w:r>
-      <w:r>
-        <w:rPr>
-          <w:rFonts w:ascii="Noto Serif SC" w:eastAsia="Noto Serif SC" w:hAnsi="Noto Serif SC" w:cs="Noto Serif"/>
-          <w:sz w:val="24"/>
-          <w:szCs w:val="24"/>
-          <w:lang w:val="en-US"/>
-        </w:rPr>
-        <w:t xml:space="preserve"> Zhongruan</w:t>
-      </w:r>
-    </w:p>
-    <w:p>
-      <w:pPr>
-        <w:rPr>
-          <w:rFonts w:ascii="Noto Serif SC" w:eastAsia="Noto Serif SC" w:hAnsi="Noto Serif SC" w:cs="Noto Serif"/>
-          <w:sz w:val="24"/>
-          <w:szCs w:val="24"/>
-          <w:lang w:val="en-US"/>
-        </w:rPr>
-      </w:pPr>
-      <w:r>
-        <w:rPr>
-          <w:rFonts w:ascii="Noto Serif SC" w:eastAsia="Noto Serif SC" w:hAnsi="Noto Serif SC" w:cs="Noto Serif" w:hint="eastAsia"/>
-          <w:sz w:val="24"/>
-          <w:szCs w:val="24"/>
-        </w:rPr>
-        <w:t>三弦</w:t>
-      </w:r>
-      <w:r>
-        <w:rPr>
-          <w:rFonts w:ascii="Noto Serif SC" w:eastAsia="Noto Serif SC" w:hAnsi="Noto Serif SC" w:cs="Noto Serif"/>
-          <w:sz w:val="24"/>
-          <w:szCs w:val="24"/>
-          <w:lang w:val="en-US"/>
-        </w:rPr>
-        <w:t xml:space="preserve"> Sanxian</w:t>
-      </w:r>
-    </w:p>
-    <w:p>
-      <w:pPr>
-        <w:rPr>
-          <w:rFonts w:ascii="Noto Serif SC" w:eastAsia="Noto Serif SC" w:hAnsi="Noto Serif SC" w:cs="Noto Serif"/>
-          <w:sz w:val="24"/>
-          <w:szCs w:val="24"/>
-          <w:lang w:val="en-US"/>
-        </w:rPr>
-      </w:pPr>
-      <w:r>
-        <w:rPr>
-          <w:rFonts w:ascii="Noto Serif SC" w:eastAsia="Noto Serif SC" w:hAnsi="Noto Serif SC" w:cs="Noto Serif" w:hint="eastAsia"/>
-          <w:sz w:val="24"/>
-          <w:szCs w:val="24"/>
-          <w:lang w:val="en-US"/>
-        </w:rPr>
-        <w:t>大阮</w:t>
-      </w:r>
-      <w:r>
-        <w:rPr>
-          <w:rFonts w:ascii="Noto Serif SC" w:eastAsia="Noto Serif SC" w:hAnsi="Noto Serif SC" w:cs="Noto Serif"/>
-          <w:sz w:val="24"/>
-          <w:szCs w:val="24"/>
-          <w:lang w:val="en-US"/>
-        </w:rPr>
-        <w:t xml:space="preserve"> Daruan</w:t>
-      </w:r>
-    </w:p>
-    <w:p>
-      <w:pPr>
-        <w:rPr>
-          <w:rFonts w:ascii="Noto Serif SC" w:eastAsia="Noto Serif SC" w:hAnsi="Noto Serif SC" w:cs="Noto Serif"/>
-          <w:sz w:val="24"/>
-          <w:szCs w:val="24"/>
-          <w:lang w:val="en-US"/>
-        </w:rPr>
-      </w:pPr>
-    </w:p>
-    <w:p>
-      <w:pPr>
-        <w:rPr>
-          <w:rFonts w:ascii="Noto Serif SC" w:eastAsia="Noto Serif SC" w:hAnsi="Noto Serif SC" w:cs="Noto Serif"/>
-          <w:sz w:val="24"/>
-          <w:szCs w:val="24"/>
-          <w:lang w:val="en-US"/>
-        </w:rPr>
-      </w:pPr>
-      <w:r>
-        <w:rPr>
-          <w:rFonts w:ascii="Noto Serif SC" w:eastAsia="Noto Serif SC" w:hAnsi="Noto Serif SC" w:cs="Noto Serif"/>
-          <w:sz w:val="24"/>
-          <w:szCs w:val="24"/>
-        </w:rPr>
-        <w:t>5</w:t>
-      </w:r>
-      <w:r>
-        <w:rPr>
-          <w:rFonts w:ascii="Noto Serif SC" w:eastAsia="Noto Serif SC" w:hAnsi="Noto Serif SC" w:cs="Noto Serif" w:hint="eastAsia"/>
-          <w:sz w:val="24"/>
-          <w:szCs w:val="24"/>
-        </w:rPr>
-        <w:t xml:space="preserve"> 打击乐 </w:t>
-      </w:r>
-      <w:r>
-        <w:rPr>
-          <w:rFonts w:ascii="Noto Serif SC" w:eastAsia="Noto Serif SC" w:hAnsi="Noto Serif SC" w:cs="Noto Serif"/>
-          <w:sz w:val="24"/>
-          <w:szCs w:val="24"/>
-        </w:rPr>
-        <w:t>Percussion</w:t>
+          <w:rFonts w:ascii="Noto Serif SC" w:eastAsia="Noto Serif SC" w:hAnsi="Noto Serif SC" w:cs="Noto Serif" w:hint="eastAsia"/>
+          <w:sz w:val="24"/>
+          <w:szCs w:val="24"/>
+        </w:rPr>
+        <w:t>打击乐</w:t>
+      </w:r>
+      <w:r>
+        <w:rPr>
+          <w:rFonts w:ascii="Noto Serif SC" w:eastAsia="Noto Serif SC" w:hAnsi="Noto Serif SC" w:cs="Noto Serif"/>
+          <w:sz w:val="24"/>
+          <w:szCs w:val="24"/>
+        </w:rPr>
+        <w:t xml:space="preserve"> Percussion</w:t>
       </w:r>
     </w:p>
     <w:p>
@@ -4399,19 +4906,19 @@
       </w:r>
       <w:r>
         <w:rPr>
-          <w:rFonts w:ascii="Noto Serif SC" w:eastAsia="Noto Serif SC" w:hAnsi="Noto Serif SC" w:cs="Noto Serif"/>
-          <w:sz w:val="20"/>
-          <w:szCs w:val="20"/>
-        </w:rPr>
-        <w:t xml:space="preserve">定音鼓 </w:t>
-      </w:r>
-      <w:r>
-        <w:rPr>
-          <w:rFonts w:ascii="Noto Serif SC" w:eastAsia="Noto Serif SC" w:hAnsi="Noto Serif SC" w:cs="Noto Serif" w:hint="eastAsia"/>
-          <w:sz w:val="20"/>
-          <w:szCs w:val="20"/>
-        </w:rPr>
-        <w:t>Timpani</w:t>
+          <w:rFonts w:ascii="Noto Serif SC" w:eastAsia="Noto Serif SC" w:hAnsi="Noto Serif SC" w:cs="Noto Serif" w:hint="eastAsia"/>
+          <w:sz w:val="20"/>
+          <w:szCs w:val="20"/>
+        </w:rPr>
+        <w:t>定音鼓</w:t>
+      </w:r>
+      <w:r>
+        <w:rPr>
+          <w:rFonts w:ascii="Noto Serif SC" w:eastAsia="Noto Serif SC" w:hAnsi="Noto Serif SC" w:cs="Noto Serif"/>
+          <w:sz w:val="20"/>
+          <w:szCs w:val="20"/>
+        </w:rPr>
+        <w:t xml:space="preserve"> Timpani</w:t>
       </w:r>
       <w:r>
         <w:rPr>
@@ -4423,30 +4930,175 @@
       </w:r>
       <w:r>
         <w:rPr>
-          <w:rFonts w:ascii="Noto Serif SC" w:eastAsia="Noto Serif SC" w:hAnsi="Noto Serif SC" w:cs="Noto Serif"/>
-          <w:sz w:val="20"/>
-          <w:szCs w:val="20"/>
-        </w:rPr>
-        <w:t xml:space="preserve">大堂鼓 </w:t>
-      </w:r>
-      <w:proofErr w:type="spellStart"/>
-      <w:r>
-        <w:rPr>
-          <w:rFonts w:ascii="Noto Serif SC" w:eastAsia="Noto Serif SC" w:hAnsi="Noto Serif SC" w:cs="Noto Serif"/>
-          <w:sz w:val="20"/>
-          <w:szCs w:val="20"/>
-        </w:rPr>
-        <w:t>Datangg</w:t>
-      </w:r>
-      <w:r>
-        <w:rPr>
-          <w:rFonts w:ascii="Noto Serif SC" w:eastAsia="Noto Serif SC" w:hAnsi="Noto Serif SC" w:cs="Noto Serif"/>
-          <w:sz w:val="20"/>
-          <w:szCs w:val="20"/>
-        </w:rPr>
-        <w:t>u</w:t>
-      </w:r>
-      <w:proofErr w:type="spellEnd"/>
+          <w:rFonts w:ascii="Noto Serif SC" w:eastAsia="Noto Serif SC" w:hAnsi="Noto Serif SC" w:cs="Noto Serif" w:hint="eastAsia"/>
+          <w:sz w:val="20"/>
+          <w:szCs w:val="20"/>
+        </w:rPr>
+        <w:t>大堂鼓</w:t>
+      </w:r>
+      <w:r>
+        <w:rPr>
+          <w:rFonts w:ascii="Noto Serif SC" w:eastAsia="Noto Serif SC" w:hAnsi="Noto Serif SC" w:cs="Noto Serif"/>
+          <w:sz w:val="20"/>
+          <w:szCs w:val="20"/>
+        </w:rPr>
+        <w:t xml:space="preserve"> Datangg</w:t>
+      </w:r>
+      <w:r>
+        <w:rPr>
+          <w:rFonts w:ascii="Noto Serif SC" w:eastAsia="Noto Serif SC" w:hAnsi="Noto Serif SC" w:cs="Noto Serif"/>
+          <w:sz w:val="20"/>
+          <w:szCs w:val="20"/>
+        </w:rPr>
+        <w:t xml:space="preserve">u, </w:t>
+      </w:r>
+      <w:r>
+        <w:rPr>
+          <w:rFonts w:ascii="Noto Serif SC" w:eastAsia="Noto Serif SC" w:hAnsi="Noto Serif SC" w:cs="Noto Serif" w:hint="eastAsia"/>
+          <w:sz w:val="20"/>
+          <w:szCs w:val="20"/>
+        </w:rPr>
+        <w:t>堂鼓</w:t>
+      </w:r>
+      <w:r>
+        <w:rPr>
+          <w:rFonts w:ascii="Noto Serif SC" w:eastAsia="Noto Serif SC" w:hAnsi="Noto Serif SC" w:cs="Noto Serif"/>
+          <w:sz w:val="20"/>
+          <w:szCs w:val="20"/>
+        </w:rPr>
+        <w:t xml:space="preserve"> Xiaotanggu</w:t>
+      </w:r>
+    </w:p>
+    <w:p>
+      <w:pPr>
+        <w:ind w:left="288"/>
+        <w:rPr>
+          <w:rFonts w:ascii="Noto Serif SC" w:eastAsia="Noto Serif SC" w:hAnsi="Noto Serif SC" w:cs="Noto Serif"/>
+          <w:sz w:val="20"/>
+          <w:szCs w:val="20"/>
+          <w:lang w:val="en-US"/>
+        </w:rPr>
+      </w:pPr>
+      <w:r>
+        <w:rPr>
+          <w:rFonts w:ascii="Noto Serif SC" w:eastAsia="Noto Serif SC" w:hAnsi="Noto Serif SC" w:cs="Noto Serif"/>
+          <w:sz w:val="20"/>
+          <w:szCs w:val="20"/>
+          <w:lang w:val="en-US"/>
+        </w:rPr>
+        <w:t xml:space="preserve">II: </w:t>
+      </w:r>
+      <w:r>
+        <w:rPr>
+          <w:rFonts w:ascii="Noto Serif SC" w:eastAsia="Noto Serif SC" w:hAnsi="Noto Serif SC" w:cs="Noto Serif" w:hint="eastAsia"/>
+          <w:sz w:val="20"/>
+          <w:szCs w:val="20"/>
+        </w:rPr>
+        <w:t>排鼓</w:t>
+      </w:r>
+      <w:r>
+        <w:rPr>
+          <w:rFonts w:ascii="Noto Serif SC" w:eastAsia="Noto Serif SC" w:hAnsi="Noto Serif SC" w:cs="Noto Serif"/>
+          <w:sz w:val="20"/>
+          <w:szCs w:val="20"/>
+        </w:rPr>
+        <w:t xml:space="preserve"> Paigu, </w:t>
+      </w:r>
+      <w:r>
+        <w:rPr>
+          <w:rFonts w:ascii="Noto Serif SC" w:eastAsia="Noto Serif SC" w:hAnsi="Noto Serif SC" w:cs="Noto Serif" w:hint="eastAsia"/>
+          <w:sz w:val="20"/>
+          <w:szCs w:val="20"/>
+        </w:rPr>
+        <w:t>铃鼓</w:t>
+      </w:r>
+      <w:r>
+        <w:rPr>
+          <w:rFonts w:ascii="Noto Serif SC" w:eastAsia="Noto Serif SC" w:hAnsi="Noto Serif SC" w:cs="Noto Serif"/>
+          <w:sz w:val="20"/>
+          <w:szCs w:val="20"/>
+        </w:rPr>
+        <w:t xml:space="preserve"> Tambourine</w:t>
+      </w:r>
+    </w:p>
+    <w:p>
+      <w:pPr>
+        <w:ind w:left="288"/>
+        <w:rPr>
+          <w:rFonts w:ascii="Noto Serif SC" w:eastAsia="Noto Serif SC" w:hAnsi="Noto Serif SC" w:cs="Noto Serif"/>
+          <w:sz w:val="20"/>
+          <w:szCs w:val="20"/>
+        </w:rPr>
+      </w:pPr>
+      <w:r>
+        <w:rPr>
+          <w:rFonts w:ascii="Noto Serif SC" w:eastAsia="Noto Serif SC" w:hAnsi="Noto Serif SC" w:cs="Noto Serif"/>
+          <w:sz w:val="20"/>
+          <w:szCs w:val="20"/>
+          <w:lang w:val="en-US"/>
+        </w:rPr>
+        <w:t xml:space="preserve">III: </w:t>
+      </w:r>
+      <w:r>
+        <w:rPr>
+          <w:rFonts w:ascii="Noto Serif SC" w:eastAsia="Noto Serif SC" w:hAnsi="Noto Serif SC" w:cs="Noto Serif" w:hint="eastAsia"/>
+          <w:sz w:val="20"/>
+          <w:szCs w:val="20"/>
+        </w:rPr>
+        <w:t>云锣</w:t>
+      </w:r>
+      <w:r>
+        <w:rPr>
+          <w:rFonts w:ascii="Noto Serif SC" w:eastAsia="Noto Serif SC" w:hAnsi="Noto Serif SC" w:cs="Noto Serif"/>
+          <w:sz w:val="20"/>
+          <w:szCs w:val="20"/>
+        </w:rPr>
+        <w:t xml:space="preserve"> Yunluo,</w:t>
+      </w:r>
+      <w:r>
+        <w:rPr>
+          <w:rFonts w:ascii="Noto Serif SC" w:eastAsia="Noto Serif SC" w:hAnsi="Noto Serif SC" w:cs="Noto Serif"/>
+          <w:sz w:val="20"/>
+          <w:szCs w:val="20"/>
+          <w:lang w:val="en-US"/>
+        </w:rPr>
+        <w:t xml:space="preserve"> </w:t>
+      </w:r>
+      <w:r>
+        <w:rPr>
+          <w:rFonts w:ascii="Noto Serif SC" w:eastAsia="Noto Serif SC" w:hAnsi="Noto Serif SC" w:cs="Noto Serif" w:hint="eastAsia"/>
+          <w:sz w:val="20"/>
+          <w:szCs w:val="20"/>
+        </w:rPr>
+        <w:t>木鱼</w:t>
+      </w:r>
+      <w:r>
+        <w:rPr>
+          <w:rFonts w:ascii="Noto Serif SC" w:eastAsia="Noto Serif SC" w:hAnsi="Noto Serif SC" w:cs="Noto Serif"/>
+          <w:sz w:val="20"/>
+          <w:szCs w:val="20"/>
+        </w:rPr>
+        <w:t xml:space="preserve"> Woodblock,</w:t>
+      </w:r>
+      <w:r>
+        <w:t xml:space="preserve"> </w:t>
+      </w:r>
+      <w:r>
+        <w:rPr>
+          <w:rFonts w:ascii="Noto Serif SC" w:eastAsia="Noto Serif SC" w:hAnsi="Noto Serif SC" w:cs="Noto Serif" w:hint="eastAsia"/>
+          <w:sz w:val="20"/>
+          <w:szCs w:val="20"/>
+        </w:rPr>
+        <w:t>吊钹</w:t>
+      </w:r>
+      <w:r>
+        <w:rPr>
+          <w:rFonts w:ascii="Noto Serif SC" w:eastAsia="Noto Serif SC" w:hAnsi="Noto Serif SC" w:cs="Noto Serif"/>
+          <w:sz w:val="20"/>
+          <w:szCs w:val="20"/>
+        </w:rPr>
+        <w:t xml:space="preserve"> Suspended Cymbal</w:t>
+      </w:r>
       <w:r>
         <w:rPr>
           <w:rFonts w:ascii="Noto Serif SC" w:eastAsia="Noto Serif SC" w:hAnsi="Noto Serif SC" w:cs="Noto Serif"/>
@@ -4457,22 +5109,20 @@
       </w:r>
       <w:r>
         <w:rPr>
-          <w:rFonts w:ascii="Noto Serif SC" w:eastAsia="Noto Serif SC" w:hAnsi="Noto Serif SC" w:cs="Noto Serif"/>
-          <w:sz w:val="20"/>
-          <w:szCs w:val="20"/>
-        </w:rPr>
-        <w:t xml:space="preserve">堂鼓 </w:t>
-      </w:r>
-      <w:proofErr w:type="spellStart"/>
-      <w:r>
-        <w:rPr>
-          <w:rFonts w:ascii="Noto Serif SC" w:eastAsia="Noto Serif SC" w:hAnsi="Noto Serif SC" w:cs="Noto Serif"/>
-          <w:sz w:val="20"/>
-          <w:szCs w:val="20"/>
-        </w:rPr>
-        <w:t>Xiaotanggu</w:t>
-      </w:r>
-      <w:proofErr w:type="spellEnd"/>
+          <w:rFonts w:ascii="Noto Serif SC" w:eastAsia="Noto Serif SC" w:hAnsi="Noto Serif SC" w:cs="Noto Serif" w:hint="eastAsia"/>
+          <w:sz w:val="20"/>
+          <w:szCs w:val="20"/>
+        </w:rPr>
+        <w:t>军镲</w:t>
+      </w:r>
+      <w:r>
+        <w:rPr>
+          <w:rFonts w:ascii="Noto Serif SC" w:eastAsia="Noto Serif SC" w:hAnsi="Noto Serif SC" w:cs="Noto Serif"/>
+          <w:sz w:val="20"/>
+          <w:szCs w:val="20"/>
+        </w:rPr>
+        <w:t xml:space="preserve"> Crash Cymbals</w:t>
+      </w:r>
     </w:p>
     <w:p>
       <w:pPr>
@@ -4481,25 +5131,116 @@
           <w:rFonts w:ascii="Noto Serif SC" w:eastAsia="Noto Serif SC" w:hAnsi="Noto Serif SC" w:cs="Noto Serif"/>
           <w:sz w:val="20"/>
           <w:szCs w:val="20"/>
-          <w:lang w:val="en-US"/>
-        </w:rPr>
-      </w:pPr>
-      <w:r>
-        <w:rPr>
-          <w:rFonts w:ascii="Noto Serif SC" w:eastAsia="Noto Serif SC" w:hAnsi="Noto Serif SC" w:cs="Noto Serif"/>
-          <w:sz w:val="20"/>
-          <w:szCs w:val="20"/>
-          <w:lang w:val="en-US"/>
-        </w:rPr>
-        <w:t xml:space="preserve">II: </w:t>
-      </w:r>
-      <w:r>
-        <w:rPr>
-          <w:rFonts w:ascii="Noto Serif SC" w:eastAsia="Noto Serif SC" w:hAnsi="Noto Serif SC" w:cs="Noto Serif" w:hint="eastAsia"/>
-          <w:sz w:val="20"/>
-          <w:szCs w:val="20"/>
-        </w:rPr>
-        <w:t>排鼓</w:t>
+        </w:rPr>
+      </w:pPr>
+      <w:r>
+        <w:rPr>
+          <w:rFonts w:ascii="Noto Serif SC" w:eastAsia="Noto Serif SC" w:hAnsi="Noto Serif SC" w:cs="Noto Serif"/>
+          <w:sz w:val="20"/>
+          <w:szCs w:val="20"/>
+          <w:lang w:val="en-US"/>
+        </w:rPr>
+        <w:t xml:space="preserve">IV: </w:t>
+      </w:r>
+      <w:r>
+        <w:rPr>
+          <w:rFonts w:ascii="Noto Serif SC" w:eastAsia="Noto Serif SC" w:hAnsi="Noto Serif SC" w:cs="Noto Serif" w:hint="eastAsia"/>
+          <w:sz w:val="20"/>
+          <w:szCs w:val="20"/>
+        </w:rPr>
+        <w:t>编钟</w:t>
+      </w:r>
+      <w:r>
+        <w:rPr>
+          <w:rFonts w:ascii="Noto Serif SC" w:eastAsia="Noto Serif SC" w:hAnsi="Noto Serif SC" w:cs="Noto Serif"/>
+          <w:sz w:val="20"/>
+          <w:szCs w:val="20"/>
+        </w:rPr>
+        <w:t xml:space="preserve"> (</w:t>
+      </w:r>
+      <w:r>
+        <w:rPr>
+          <w:rFonts w:ascii="Noto Serif SC" w:eastAsia="Noto Serif SC" w:hAnsi="Noto Serif SC" w:cs="Noto Serif" w:hint="eastAsia"/>
+          <w:sz w:val="20"/>
+          <w:szCs w:val="20"/>
+        </w:rPr>
+        <w:t>下层</w:t>
+      </w:r>
+      <w:r>
+        <w:rPr>
+          <w:rFonts w:ascii="Noto Serif SC" w:eastAsia="Noto Serif SC" w:hAnsi="Noto Serif SC" w:cs="Noto Serif"/>
+          <w:sz w:val="20"/>
+          <w:szCs w:val="20"/>
+        </w:rPr>
+        <w:t>) Bianzhong (bottom row)</w:t>
+      </w:r>
+      <w:r>
+        <w:rPr>
+          <w:rFonts w:ascii="Noto Serif SC" w:eastAsia="Noto Serif SC" w:hAnsi="Noto Serif SC" w:cs="Noto Serif"/>
+          <w:sz w:val="20"/>
+          <w:szCs w:val="20"/>
+        </w:rPr>
+        <w:t xml:space="preserve">, </w:t>
+      </w:r>
+      <w:r>
+        <w:rPr>
+          <w:rFonts w:ascii="Noto Serif SC" w:eastAsia="Noto Serif SC" w:hAnsi="Noto Serif SC" w:cs="Noto Serif" w:hint="eastAsia"/>
+          <w:sz w:val="20"/>
+          <w:szCs w:val="20"/>
+        </w:rPr>
+        <w:t>大军鼓</w:t>
+      </w:r>
+      <w:r>
+        <w:rPr>
+          <w:rFonts w:ascii="Noto Serif SC" w:eastAsia="Noto Serif SC" w:hAnsi="Noto Serif SC" w:cs="Noto Serif"/>
+          <w:sz w:val="20"/>
+          <w:szCs w:val="20"/>
+        </w:rPr>
+        <w:t xml:space="preserve"> Bass </w:t>
+      </w:r>
+      <w:r>
+        <w:rPr>
+          <w:rFonts w:ascii="Noto Serif SC" w:eastAsia="Noto Serif SC" w:hAnsi="Noto Serif SC" w:cs="Noto Serif"/>
+          <w:sz w:val="20"/>
+          <w:szCs w:val="20"/>
+        </w:rPr>
+        <w:t>D</w:t>
+      </w:r>
+      <w:r>
+        <w:rPr>
+          <w:rFonts w:ascii="Noto Serif SC" w:eastAsia="Noto Serif SC" w:hAnsi="Noto Serif SC" w:cs="Noto Serif"/>
+          <w:sz w:val="20"/>
+          <w:szCs w:val="20"/>
+        </w:rPr>
+        <w:t>rum</w:t>
+      </w:r>
+    </w:p>
+    <w:p>
+      <w:pPr>
+        <w:ind w:left="288"/>
+        <w:rPr>
+          <w:rFonts w:ascii="Noto Serif SC" w:eastAsia="Noto Serif SC" w:hAnsi="Noto Serif SC" w:cs="Noto Serif"/>
+          <w:sz w:val="20"/>
+          <w:szCs w:val="20"/>
+        </w:rPr>
+      </w:pPr>
+      <w:r>
+        <w:rPr>
+          <w:rFonts w:ascii="Noto Serif SC" w:eastAsia="Noto Serif SC" w:hAnsi="Noto Serif SC" w:cs="Noto Serif"/>
+          <w:sz w:val="20"/>
+          <w:szCs w:val="20"/>
+          <w:lang w:val="en-US"/>
+        </w:rPr>
+        <w:t xml:space="preserve">V: </w:t>
+      </w:r>
+      <w:r>
+        <w:rPr>
+          <w:rFonts w:ascii="Noto Serif SC" w:eastAsia="Noto Serif SC" w:hAnsi="Noto Serif SC" w:cs="Noto Serif" w:hint="eastAsia"/>
+          <w:sz w:val="20"/>
+          <w:szCs w:val="20"/>
+          <w:lang w:val="en-US"/>
+        </w:rPr>
+        <w:t>低音锣</w:t>
       </w:r>
       <w:r>
         <w:rPr>
@@ -4509,255 +5250,13 @@
         </w:rPr>
         <w:t xml:space="preserve"> </w:t>
       </w:r>
-      <w:proofErr w:type="spellStart"/>
-      <w:r>
-        <w:rPr>
-          <w:rFonts w:ascii="Noto Serif SC" w:eastAsia="Noto Serif SC" w:hAnsi="Noto Serif SC" w:cs="Noto Serif"/>
-          <w:sz w:val="20"/>
-          <w:szCs w:val="20"/>
-        </w:rPr>
-        <w:t>Paigu</w:t>
-      </w:r>
-      <w:proofErr w:type="spellEnd"/>
-      <w:r>
-        <w:rPr>
-          <w:rFonts w:ascii="Noto Serif SC" w:eastAsia="Noto Serif SC" w:hAnsi="Noto Serif SC" w:cs="Noto Serif"/>
-          <w:sz w:val="20"/>
-          <w:szCs w:val="20"/>
-        </w:rPr>
-        <w:t xml:space="preserve">, </w:t>
-      </w:r>
-      <w:r>
-        <w:rPr>
-          <w:rFonts w:ascii="Noto Serif SC" w:eastAsia="Noto Serif SC" w:hAnsi="Noto Serif SC" w:cs="Noto Serif"/>
-          <w:sz w:val="20"/>
-          <w:szCs w:val="20"/>
-        </w:rPr>
-        <w:t>铃鼓 Tambourine</w:t>
-      </w:r>
-    </w:p>
-    <w:p>
-      <w:pPr>
-        <w:ind w:left="288"/>
-        <w:rPr>
-          <w:rFonts w:ascii="Noto Serif SC" w:eastAsia="Noto Serif SC" w:hAnsi="Noto Serif SC" w:cs="Noto Serif"/>
-          <w:sz w:val="20"/>
-          <w:szCs w:val="20"/>
-        </w:rPr>
-      </w:pPr>
-      <w:r>
-        <w:rPr>
-          <w:rFonts w:ascii="Noto Serif SC" w:eastAsia="Noto Serif SC" w:hAnsi="Noto Serif SC" w:cs="Noto Serif"/>
-          <w:sz w:val="20"/>
-          <w:szCs w:val="20"/>
-          <w:lang w:val="en-US"/>
-        </w:rPr>
-        <w:t xml:space="preserve">III: </w:t>
-      </w:r>
-      <w:r>
-        <w:rPr>
-          <w:rFonts w:ascii="Noto Serif SC" w:eastAsia="Noto Serif SC" w:hAnsi="Noto Serif SC" w:cs="Noto Serif" w:hint="eastAsia"/>
-          <w:sz w:val="20"/>
-          <w:szCs w:val="20"/>
-        </w:rPr>
-        <w:t>云锣</w:t>
-      </w:r>
-      <w:r>
-        <w:rPr>
-          <w:rFonts w:ascii="Noto Serif SC" w:eastAsia="Noto Serif SC" w:hAnsi="Noto Serif SC" w:cs="Noto Serif"/>
-          <w:sz w:val="20"/>
-          <w:szCs w:val="20"/>
-        </w:rPr>
-        <w:t xml:space="preserve"> Yunluo,</w:t>
-      </w:r>
-      <w:r>
-        <w:rPr>
-          <w:rFonts w:ascii="Noto Serif SC" w:eastAsia="Noto Serif SC" w:hAnsi="Noto Serif SC" w:cs="Noto Serif"/>
-          <w:sz w:val="20"/>
-          <w:szCs w:val="20"/>
-          <w:lang w:val="en-US"/>
-        </w:rPr>
-        <w:t xml:space="preserve"> </w:t>
-      </w:r>
-      <w:r>
-        <w:rPr>
-          <w:rFonts w:ascii="Noto Serif SC" w:eastAsia="Noto Serif SC" w:hAnsi="Noto Serif SC" w:cs="Noto Serif" w:hint="eastAsia"/>
-          <w:sz w:val="20"/>
-          <w:szCs w:val="20"/>
-        </w:rPr>
-        <w:t>木鱼</w:t>
-      </w:r>
-      <w:r>
-        <w:rPr>
-          <w:rFonts w:ascii="Noto Serif SC" w:eastAsia="Noto Serif SC" w:hAnsi="Noto Serif SC" w:cs="Noto Serif"/>
-          <w:sz w:val="20"/>
-          <w:szCs w:val="20"/>
-        </w:rPr>
-        <w:t xml:space="preserve"> Woodblock,</w:t>
-      </w:r>
-      <w:r>
-        <w:t xml:space="preserve"> </w:t>
-      </w:r>
-      <w:r>
-        <w:rPr>
-          <w:rFonts w:ascii="Noto Serif SC" w:eastAsia="Noto Serif SC" w:hAnsi="Noto Serif SC" w:cs="Noto Serif"/>
-          <w:sz w:val="20"/>
-          <w:szCs w:val="20"/>
-        </w:rPr>
-        <w:t>吊钹 Suspended Cymbal</w:t>
-      </w:r>
-      <w:r>
-        <w:rPr>
-          <w:rFonts w:ascii="Noto Serif SC" w:eastAsia="Noto Serif SC" w:hAnsi="Noto Serif SC" w:cs="Noto Serif"/>
-          <w:sz w:val="20"/>
-          <w:szCs w:val="20"/>
-        </w:rPr>
-        <w:t xml:space="preserve">, </w:t>
-      </w:r>
-      <w:r>
-        <w:rPr>
-          <w:rFonts w:ascii="Noto Serif SC" w:eastAsia="Noto Serif SC" w:hAnsi="Noto Serif SC" w:cs="Noto Serif"/>
-          <w:sz w:val="20"/>
-          <w:szCs w:val="20"/>
-        </w:rPr>
-        <w:t>军镲 Crash Cymbals</w:t>
-      </w:r>
-    </w:p>
-    <w:p>
-      <w:pPr>
-        <w:ind w:left="288"/>
-        <w:rPr>
-          <w:rFonts w:ascii="Noto Serif SC" w:eastAsia="Noto Serif SC" w:hAnsi="Noto Serif SC" w:cs="Noto Serif"/>
-          <w:sz w:val="20"/>
-          <w:szCs w:val="20"/>
-        </w:rPr>
-      </w:pPr>
-      <w:r>
-        <w:rPr>
-          <w:rFonts w:ascii="Noto Serif SC" w:eastAsia="Noto Serif SC" w:hAnsi="Noto Serif SC" w:cs="Noto Serif"/>
-          <w:sz w:val="20"/>
-          <w:szCs w:val="20"/>
-          <w:lang w:val="en-US"/>
-        </w:rPr>
-        <w:t xml:space="preserve">IV: </w:t>
-      </w:r>
-      <w:r>
-        <w:rPr>
-          <w:rFonts w:ascii="Noto Serif SC" w:eastAsia="Noto Serif SC" w:hAnsi="Noto Serif SC" w:cs="Noto Serif"/>
-          <w:sz w:val="20"/>
-          <w:szCs w:val="20"/>
-        </w:rPr>
-        <w:t xml:space="preserve">编钟 (下层) </w:t>
-      </w:r>
-      <w:proofErr w:type="spellStart"/>
-      <w:r>
-        <w:rPr>
-          <w:rFonts w:ascii="Noto Serif SC" w:eastAsia="Noto Serif SC" w:hAnsi="Noto Serif SC" w:cs="Noto Serif"/>
-          <w:sz w:val="20"/>
-          <w:szCs w:val="20"/>
-        </w:rPr>
-        <w:t>Bianzhong</w:t>
-      </w:r>
-      <w:proofErr w:type="spellEnd"/>
-      <w:r>
-        <w:rPr>
-          <w:rFonts w:ascii="Noto Serif SC" w:eastAsia="Noto Serif SC" w:hAnsi="Noto Serif SC" w:cs="Noto Serif"/>
-          <w:sz w:val="20"/>
-          <w:szCs w:val="20"/>
-        </w:rPr>
-        <w:t xml:space="preserve"> (bottom row)</w:t>
-      </w:r>
-      <w:r>
-        <w:rPr>
-          <w:rFonts w:ascii="Noto Serif SC" w:eastAsia="Noto Serif SC" w:hAnsi="Noto Serif SC" w:cs="Noto Serif"/>
-          <w:sz w:val="20"/>
-          <w:szCs w:val="20"/>
-        </w:rPr>
-        <w:t xml:space="preserve">, </w:t>
-      </w:r>
-      <w:r>
-        <w:rPr>
-          <w:rFonts w:ascii="Noto Serif SC" w:eastAsia="Noto Serif SC" w:hAnsi="Noto Serif SC" w:cs="Noto Serif" w:hint="eastAsia"/>
-          <w:sz w:val="20"/>
-          <w:szCs w:val="20"/>
-        </w:rPr>
-        <w:t>大军鼓</w:t>
-      </w:r>
-      <w:r>
-        <w:rPr>
-          <w:rFonts w:ascii="Noto Serif SC" w:eastAsia="Noto Serif SC" w:hAnsi="Noto Serif SC" w:cs="Noto Serif"/>
-          <w:sz w:val="20"/>
-          <w:szCs w:val="20"/>
-        </w:rPr>
-        <w:t xml:space="preserve"> Bass </w:t>
-      </w:r>
-      <w:r>
-        <w:rPr>
-          <w:rFonts w:ascii="Noto Serif SC" w:eastAsia="Noto Serif SC" w:hAnsi="Noto Serif SC" w:cs="Noto Serif"/>
-          <w:sz w:val="20"/>
-          <w:szCs w:val="20"/>
-        </w:rPr>
-        <w:t>D</w:t>
-      </w:r>
-      <w:r>
-        <w:rPr>
-          <w:rFonts w:ascii="Noto Serif SC" w:eastAsia="Noto Serif SC" w:hAnsi="Noto Serif SC" w:cs="Noto Serif"/>
-          <w:sz w:val="20"/>
-          <w:szCs w:val="20"/>
-        </w:rPr>
-        <w:t>rum</w:t>
-      </w:r>
-    </w:p>
-    <w:p>
-      <w:pPr>
-        <w:ind w:left="288"/>
-        <w:rPr>
-          <w:rFonts w:ascii="Noto Serif SC" w:eastAsia="Noto Serif SC" w:hAnsi="Noto Serif SC" w:cs="Noto Serif"/>
-          <w:sz w:val="20"/>
-          <w:szCs w:val="20"/>
-        </w:rPr>
-      </w:pPr>
-      <w:r>
-        <w:rPr>
-          <w:rFonts w:ascii="Noto Serif SC" w:eastAsia="Noto Serif SC" w:hAnsi="Noto Serif SC" w:cs="Noto Serif"/>
-          <w:sz w:val="20"/>
-          <w:szCs w:val="20"/>
-          <w:lang w:val="en-US"/>
-        </w:rPr>
-        <w:t xml:space="preserve">V: </w:t>
-      </w:r>
-      <w:r>
-        <w:rPr>
-          <w:rFonts w:ascii="Noto Serif SC" w:eastAsia="Noto Serif SC" w:hAnsi="Noto Serif SC" w:cs="Noto Serif" w:hint="eastAsia"/>
-          <w:sz w:val="20"/>
-          <w:szCs w:val="20"/>
-          <w:lang w:val="en-US"/>
-        </w:rPr>
-        <w:t>低音锣</w:t>
-      </w:r>
-      <w:r>
-        <w:rPr>
-          <w:rFonts w:ascii="Noto Serif SC" w:eastAsia="Noto Serif SC" w:hAnsi="Noto Serif SC" w:cs="Noto Serif"/>
-          <w:sz w:val="20"/>
-          <w:szCs w:val="20"/>
-        </w:rPr>
-        <w:t xml:space="preserve"> </w:t>
-      </w:r>
-      <w:r>
-        <w:rPr>
-          <w:rFonts w:ascii="Noto Serif SC" w:eastAsia="Noto Serif SC" w:hAnsi="Noto Serif SC" w:cs="Noto Serif"/>
-          <w:sz w:val="20"/>
-          <w:szCs w:val="20"/>
-        </w:rPr>
-        <w:t>Tam-tam</w:t>
-      </w:r>
-      <w:r>
-        <w:rPr>
-          <w:rFonts w:ascii="Noto Serif SC" w:eastAsia="Noto Serif SC" w:hAnsi="Noto Serif SC" w:cs="Noto Serif"/>
-          <w:sz w:val="20"/>
-          <w:szCs w:val="20"/>
-        </w:rPr>
-        <w:t xml:space="preserve">, </w:t>
+      <w:r>
+        <w:rPr>
+          <w:rFonts w:ascii="Noto Serif SC" w:eastAsia="Noto Serif SC" w:hAnsi="Noto Serif SC" w:cs="Noto Serif"/>
+          <w:sz w:val="20"/>
+          <w:szCs w:val="20"/>
+        </w:rPr>
+        <w:t xml:space="preserve">Tam-tam, </w:t>
       </w:r>
       <w:r>
         <w:rPr>
@@ -6051,4 +6550,16 @@
     </a:ext>
   </a:extLst>
 </a:theme>
+</file>
+
+<file path=customXml/item1.xml><?xml version="1.0" encoding="utf-8"?>
+<b:Sources xmlns:b="http://schemas.openxmlformats.org/officeDocument/2006/bibliography" xmlns="http://schemas.openxmlformats.org/officeDocument/2006/bibliography" SelectedStyle="\APASixthEditionOfficeOnline.xsl" StyleName="APA" Version="6"/>
+</file>
+
+<file path=customXml/itemProps1.xml><?xml version="1.0" encoding="utf-8"?>
+<ds:datastoreItem xmlns:ds="http://schemas.openxmlformats.org/officeDocument/2006/customXml" ds:itemID="{79433EF5-F15D-4A5C-99D6-DA0BB56754C9}">
+  <ds:schemaRefs>
+    <ds:schemaRef ds:uri="http://schemas.openxmlformats.org/officeDocument/2006/bibliography"/>
+  </ds:schemaRefs>
+</ds:datastoreItem>
 </file>